--- a/docs/guide/inspection-reconcile-admin-guide.docx
+++ b/docs/guide/inspection-reconcile-admin-guide.docx
@@ -60,7 +60,7 @@
         </w:p>
       </w:sdtContent>
     </w:sdt>
-    <w:bookmarkStart w:id="17" w:name="about-this-guide"/>
+    <w:bookmarkStart w:id="19" w:name="about-this-guide"/>
     <w:p>
       <w:pPr>
         <w:pStyle w:val="Heading1"/>
@@ -157,7 +157,7 @@
       </w:r>
     </w:p>
     <w:bookmarkEnd w:id="10"/>
-    <w:bookmarkStart w:id="16" w:name="where-the-details-live"/>
+    <w:bookmarkStart w:id="18" w:name="where-the-details-live"/>
     <w:p>
       <w:pPr>
         <w:pStyle w:val="Heading2"/>
@@ -357,6 +357,64 @@
           </w:p>
         </w:tc>
       </w:tr>
+      <w:tr>
+        <w:tc>
+          <w:tcPr/>
+          <w:p>
+            <w:pPr>
+              <w:pStyle w:val="Compact"/>
+            </w:pPr>
+            <w:hyperlink r:id="rId16">
+              <w:r>
+                <w:rPr>
+                  <w:rStyle w:val="Hyperlink"/>
+                </w:rPr>
+                <w:t xml:space="preserve">SECURITY.md</w:t>
+              </w:r>
+            </w:hyperlink>
+          </w:p>
+        </w:tc>
+        <w:tc>
+          <w:tcPr/>
+          <w:p>
+            <w:pPr>
+              <w:pStyle w:val="Compact"/>
+            </w:pPr>
+            <w:r>
+              <w:t xml:space="preserve">how to report a vulnerability privately</w:t>
+            </w:r>
+          </w:p>
+        </w:tc>
+      </w:tr>
+      <w:tr>
+        <w:tc>
+          <w:tcPr/>
+          <w:p>
+            <w:pPr>
+              <w:pStyle w:val="Compact"/>
+            </w:pPr>
+            <w:hyperlink r:id="rId17">
+              <w:r>
+                <w:rPr>
+                  <w:rStyle w:val="Hyperlink"/>
+                </w:rPr>
+                <w:t xml:space="preserve">CHANGELOG.md</w:t>
+              </w:r>
+            </w:hyperlink>
+          </w:p>
+        </w:tc>
+        <w:tc>
+          <w:tcPr/>
+          <w:p>
+            <w:pPr>
+              <w:pStyle w:val="Compact"/>
+            </w:pPr>
+            <w:r>
+              <w:t xml:space="preserve">what changed in each release</w:t>
+            </w:r>
+          </w:p>
+        </w:tc>
+      </w:tr>
     </w:tbl>
     <w:p>
       <w:pPr>
@@ -382,9 +440,9 @@
         <w:t xml:space="preserve">Quickbase, Inc.; this project is not affiliated with or endorsed by Quickbase.</w:t>
       </w:r>
     </w:p>
-    <w:bookmarkEnd w:id="16"/>
-    <w:bookmarkEnd w:id="17"/>
-    <w:bookmarkStart w:id="24" w:name="architecture"/>
+    <w:bookmarkEnd w:id="18"/>
+    <w:bookmarkEnd w:id="19"/>
+    <w:bookmarkStart w:id="26" w:name="architecture"/>
     <w:p>
       <w:pPr>
         <w:pStyle w:val="Heading1"/>
@@ -402,7 +460,7 @@
         <w:t xml:space="preserve">Architecture</w:t>
       </w:r>
     </w:p>
-    <w:bookmarkStart w:id="21" w:name="the-pipeline"/>
+    <w:bookmarkStart w:id="23" w:name="the-pipeline"/>
     <w:p>
       <w:pPr>
         <w:pStyle w:val="Heading2"/>
@@ -429,18 +487,18 @@
           <wp:inline>
             <wp:extent cx="5334000" cy="4667250"/>
             <wp:effectExtent b="0" l="0" r="0" t="0"/>
-            <wp:docPr descr="How data flows: a Quickbase app or any other system produces a canonical snapshot; the engine assesses it against a requirement pack" title="" id="19" name="Picture"/>
+            <wp:docPr descr="How data flows: a Quickbase app or any other system produces a canonical snapshot; the engine assesses it against a requirement pack" title="" id="21" name="Picture"/>
             <a:graphic>
               <a:graphicData uri="http://schemas.openxmlformats.org/drawingml/2006/picture">
                 <pic:pic>
                   <pic:nvPicPr>
-                    <pic:cNvPr descr="rasterized/architecture.png" id="20" name="Picture"/>
+                    <pic:cNvPr descr="rasterized/architecture.png" id="22" name="Picture"/>
                     <pic:cNvPicPr>
                       <a:picLocks noChangeArrowheads="1" noChangeAspect="1"/>
                     </pic:cNvPicPr>
                   </pic:nvPicPr>
                   <pic:blipFill>
-                    <a:blip r:embed="rId18"/>
+                    <a:blip r:embed="rId20"/>
                     <a:stretch>
                       <a:fillRect/>
                     </a:stretch>
@@ -679,8 +737,8 @@
         <w:t xml:space="preserve">on every operating system.</w:t>
       </w:r>
     </w:p>
-    <w:bookmarkEnd w:id="21"/>
-    <w:bookmarkStart w:id="22" w:name="repository-layout"/>
+    <w:bookmarkEnd w:id="23"/>
+    <w:bookmarkStart w:id="24" w:name="repository-layout"/>
     <w:p>
       <w:pPr>
         <w:pStyle w:val="Heading2"/>
@@ -1081,8 +1139,8 @@
         </w:tc>
       </w:tr>
     </w:tbl>
-    <w:bookmarkEnd w:id="22"/>
-    <w:bookmarkStart w:id="23" w:name="design-principles"/>
+    <w:bookmarkEnd w:id="24"/>
+    <w:bookmarkStart w:id="25" w:name="design-principles"/>
     <w:p>
       <w:pPr>
         <w:pStyle w:val="Heading2"/>
@@ -1237,9 +1295,9 @@
         <w:t xml:space="preserve">folder.</w:t>
       </w:r>
     </w:p>
-    <w:bookmarkEnd w:id="23"/>
-    <w:bookmarkEnd w:id="24"/>
-    <w:bookmarkStart w:id="31" w:name="installation"/>
+    <w:bookmarkEnd w:id="25"/>
+    <w:bookmarkEnd w:id="26"/>
+    <w:bookmarkStart w:id="33" w:name="installation"/>
     <w:p>
       <w:pPr>
         <w:pStyle w:val="Heading1"/>
@@ -1257,7 +1315,7 @@
         <w:t xml:space="preserve">Installation</w:t>
       </w:r>
     </w:p>
-    <w:bookmarkStart w:id="26" w:name="requirements"/>
+    <w:bookmarkStart w:id="28" w:name="requirements"/>
     <w:p>
       <w:pPr>
         <w:pStyle w:val="Heading2"/>
@@ -1366,7 +1424,7 @@
             <w:pPr>
               <w:pStyle w:val="Compact"/>
             </w:pPr>
-            <w:hyperlink r:id="rId25">
+            <w:hyperlink r:id="rId27">
               <w:r>
                 <w:rPr>
                   <w:rStyle w:val="Hyperlink"/>
@@ -1484,8 +1542,8 @@
         <w:t xml:space="preserve">checks that every platform produces identical identities and report digests.</w:t>
       </w:r>
     </w:p>
-    <w:bookmarkEnd w:id="26"/>
-    <w:bookmarkStart w:id="27" w:name="windows"/>
+    <w:bookmarkEnd w:id="28"/>
+    <w:bookmarkStart w:id="29" w:name="windows"/>
     <w:p>
       <w:pPr>
         <w:pStyle w:val="Heading2"/>
@@ -1669,8 +1727,8 @@
         <w:t xml:space="preserve">uv sync</w:t>
       </w:r>
     </w:p>
-    <w:bookmarkEnd w:id="27"/>
-    <w:bookmarkStart w:id="28" w:name="macos-and-linux"/>
+    <w:bookmarkEnd w:id="29"/>
+    <w:bookmarkStart w:id="30" w:name="macos-and-linux"/>
     <w:p>
       <w:pPr>
         <w:pStyle w:val="Heading2"/>
@@ -1812,8 +1870,8 @@
         <w:t xml:space="preserve">.</w:t>
       </w:r>
     </w:p>
-    <w:bookmarkEnd w:id="28"/>
-    <w:bookmarkStart w:id="29" w:name="optional-components"/>
+    <w:bookmarkEnd w:id="30"/>
+    <w:bookmarkStart w:id="31" w:name="optional-components"/>
     <w:p>
       <w:pPr>
         <w:pStyle w:val="Heading2"/>
@@ -2007,8 +2065,8 @@
         </w:tc>
       </w:tr>
     </w:tbl>
-    <w:bookmarkEnd w:id="29"/>
-    <w:bookmarkStart w:id="30" w:name="verify-the-installation"/>
+    <w:bookmarkEnd w:id="31"/>
+    <w:bookmarkStart w:id="32" w:name="verify-the-installation"/>
     <w:p>
       <w:pPr>
         <w:pStyle w:val="Heading2"/>
@@ -2203,9 +2261,9 @@
         <w:t xml:space="preserve"> run mypy</w:t>
       </w:r>
     </w:p>
-    <w:bookmarkEnd w:id="30"/>
-    <w:bookmarkEnd w:id="31"/>
-    <w:bookmarkStart w:id="39" w:name="the-requirement-pack"/>
+    <w:bookmarkEnd w:id="32"/>
+    <w:bookmarkEnd w:id="33"/>
+    <w:bookmarkStart w:id="41" w:name="the-requirement-pack"/>
     <w:p>
       <w:pPr>
         <w:pStyle w:val="Heading1"/>
@@ -2223,7 +2281,7 @@
         <w:t xml:space="preserve">The requirement pack</w:t>
       </w:r>
     </w:p>
-    <w:bookmarkStart w:id="32" w:name="format"/>
+    <w:bookmarkStart w:id="34" w:name="format"/>
     <w:p>
       <w:pPr>
         <w:pStyle w:val="Heading2"/>
@@ -3700,8 +3758,8 @@
         <w:t xml:space="preserve">}</w:t>
       </w:r>
     </w:p>
-    <w:bookmarkEnd w:id="32"/>
-    <w:bookmarkStart w:id="33" w:name="field-by-field"/>
+    <w:bookmarkEnd w:id="34"/>
+    <w:bookmarkStart w:id="35" w:name="field-by-field"/>
     <w:p>
       <w:pPr>
         <w:pStyle w:val="Heading2"/>
@@ -4359,8 +4417,8 @@
         <w:t xml:space="preserve">Every member is required, and an unknown member at any level is a run error.</w:t>
       </w:r>
     </w:p>
-    <w:bookmarkEnd w:id="33"/>
-    <w:bookmarkStart w:id="34" w:name="versioning-and-effective_from"/>
+    <w:bookmarkEnd w:id="35"/>
+    <w:bookmarkStart w:id="36" w:name="versioning-and-effective_from"/>
     <w:p>
       <w:pPr>
         <w:pStyle w:val="Heading2"/>
@@ -4467,8 +4525,8 @@
         <w:t xml:space="preserve">computed over the parsed content, so comments and formatting do not change it.</w:t>
       </w:r>
     </w:p>
-    <w:bookmarkEnd w:id="34"/>
-    <w:bookmarkStart w:id="35" w:name="accepted-coverage-bases"/>
+    <w:bookmarkEnd w:id="36"/>
+    <w:bookmarkStart w:id="37" w:name="accepted-coverage-bases"/>
     <w:p>
       <w:pPr>
         <w:pStyle w:val="Heading2"/>
@@ -4676,8 +4734,8 @@
         <w:t xml:space="preserve">failures. Do it only deliberately, and record why.</w:t>
       </w:r>
     </w:p>
-    <w:bookmarkEnd w:id="35"/>
-    <w:bookmarkStart w:id="36" w:name="approval-binding-digest-or-revisions"/>
+    <w:bookmarkEnd w:id="37"/>
+    <w:bookmarkStart w:id="38" w:name="approval-binding-digest-or-revisions"/>
     <w:p>
       <w:pPr>
         <w:pStyle w:val="Heading2"/>
@@ -4807,8 +4865,8 @@
         <w:t xml:space="preserve">command prints the digest a review process should store with its decision.</w:t>
       </w:r>
     </w:p>
-    <w:bookmarkEnd w:id="36"/>
-    <w:bookmarkStart w:id="37" w:name="safe-yaml"/>
+    <w:bookmarkEnd w:id="38"/>
+    <w:bookmarkStart w:id="39" w:name="safe-yaml"/>
     <w:p>
       <w:pPr>
         <w:pStyle w:val="Heading2"/>
@@ -4939,8 +4997,8 @@
         <w:t xml:space="preserve">expecting an integer rejects them instead of silently reading another number.</w:t>
       </w:r>
     </w:p>
-    <w:bookmarkEnd w:id="37"/>
-    <w:bookmarkStart w:id="38" w:name="writing-a-pack-for-a-real-project"/>
+    <w:bookmarkEnd w:id="39"/>
+    <w:bookmarkStart w:id="40" w:name="writing-a-pack-for-a-real-project"/>
     <w:p>
       <w:pPr>
         <w:pStyle w:val="Heading2"/>
@@ -4978,9 +5036,9 @@
         <w:t xml:space="preserve">requirements. Application configuration cannot establish business intent.</w:t>
       </w:r>
     </w:p>
-    <w:bookmarkEnd w:id="38"/>
-    <w:bookmarkEnd w:id="39"/>
-    <w:bookmarkStart w:id="47" w:name="the-canonical-snapshot"/>
+    <w:bookmarkEnd w:id="40"/>
+    <w:bookmarkEnd w:id="41"/>
+    <w:bookmarkStart w:id="49" w:name="the-canonical-snapshot"/>
     <w:p>
       <w:pPr>
         <w:pStyle w:val="Heading1"/>
@@ -5021,7 +5079,7 @@
         <w:t xml:space="preserve">write it.</w:t>
       </w:r>
     </w:p>
-    <w:bookmarkStart w:id="40" w:name="directory-layout"/>
+    <w:bookmarkStart w:id="42" w:name="directory-layout"/>
     <w:p>
       <w:pPr>
         <w:pStyle w:val="Heading2"/>
@@ -5154,8 +5212,8 @@
         <w:t xml:space="preserve">). The evidence root must be a real folder, not a link or junction.</w:t>
       </w:r>
     </w:p>
-    <w:bookmarkEnd w:id="40"/>
-    <w:bookmarkStart w:id="41" w:name="manifestjson"/>
+    <w:bookmarkEnd w:id="42"/>
+    <w:bookmarkStart w:id="43" w:name="manifestjson"/>
     <w:p>
       <w:pPr>
         <w:pStyle w:val="Heading2"/>
@@ -7169,8 +7227,8 @@
         </w:tc>
       </w:tr>
     </w:tbl>
-    <w:bookmarkEnd w:id="41"/>
-    <w:bookmarkStart w:id="42" w:name="projectjson"/>
+    <w:bookmarkEnd w:id="43"/>
+    <w:bookmarkStart w:id="44" w:name="projectjson"/>
     <w:p>
       <w:pPr>
         <w:pStyle w:val="Heading2"/>
@@ -7360,8 +7418,8 @@
         <w:t xml:space="preserve">must equal the pack's.</w:t>
       </w:r>
     </w:p>
-    <w:bookmarkEnd w:id="42"/>
-    <w:bookmarkStart w:id="43" w:name="csv-rules"/>
+    <w:bookmarkEnd w:id="44"/>
+    <w:bookmarkStart w:id="45" w:name="csv-rules"/>
     <w:p>
       <w:pPr>
         <w:pStyle w:val="Heading2"/>
@@ -7554,8 +7612,8 @@
         <w:t xml:space="preserve">.</w:t>
       </w:r>
     </w:p>
-    <w:bookmarkEnd w:id="43"/>
-    <w:bookmarkStart w:id="44" w:name="columns"/>
+    <w:bookmarkEnd w:id="45"/>
+    <w:bookmarkStart w:id="46" w:name="columns"/>
     <w:p>
       <w:pPr>
         <w:pStyle w:val="Heading2"/>
@@ -9353,8 +9411,8 @@
         <w:t xml:space="preserve">that the approval covers one artifact revision.</w:t>
       </w:r>
     </w:p>
-    <w:bookmarkEnd w:id="44"/>
-    <w:bookmarkStart w:id="45" w:name="value-grammars"/>
+    <w:bookmarkEnd w:id="46"/>
+    <w:bookmarkStart w:id="47" w:name="value-grammars"/>
     <w:p>
       <w:pPr>
         <w:pStyle w:val="Heading2"/>
@@ -9811,8 +9869,8 @@
         <w:t xml:space="preserve">quarantined. A path that breaks the PATH rules is never opened.</w:t>
       </w:r>
     </w:p>
-    <w:bookmarkEnd w:id="45"/>
-    <w:bookmarkStart w:id="46" w:name="coverage-claims-and-basis-tokens"/>
+    <w:bookmarkEnd w:id="47"/>
+    <w:bookmarkStart w:id="48" w:name="coverage-claims-and-basis-tokens"/>
     <w:p>
       <w:pPr>
         <w:pStyle w:val="Heading2"/>
@@ -10128,9 +10186,9 @@
         <w:t xml:space="preserve">one the dataset does not contain.</w:t>
       </w:r>
     </w:p>
-    <w:bookmarkEnd w:id="46"/>
-    <w:bookmarkEnd w:id="47"/>
-    <w:bookmarkStart w:id="56" w:name="quickbase"/>
+    <w:bookmarkEnd w:id="48"/>
+    <w:bookmarkEnd w:id="49"/>
+    <w:bookmarkStart w:id="58" w:name="quickbase"/>
     <w:p>
       <w:pPr>
         <w:pStyle w:val="Heading1"/>
@@ -10148,7 +10206,7 @@
         <w:t xml:space="preserve">Quickbase</w:t>
       </w:r>
     </w:p>
-    <w:bookmarkStart w:id="48" w:name="what-the-adapter-does"/>
+    <w:bookmarkStart w:id="50" w:name="what-the-adapter-does"/>
     <w:p>
       <w:pPr>
         <w:pStyle w:val="Heading2"/>
@@ -10327,8 +10385,8 @@
         <w:t xml:space="preserve">.</w:t>
       </w:r>
     </w:p>
-    <w:bookmarkEnd w:id="48"/>
-    <w:bookmarkStart w:id="49" w:name="the-field-mapping"/>
+    <w:bookmarkEnd w:id="50"/>
+    <w:bookmarkStart w:id="51" w:name="the-field-mapping"/>
     <w:p>
       <w:pPr>
         <w:pStyle w:val="Heading2"/>
@@ -12241,8 +12299,8 @@
         <w:t xml:space="preserve">wrong project is still seen, and R3 can flag it.</w:t>
       </w:r>
     </w:p>
-    <w:bookmarkEnd w:id="49"/>
-    <w:bookmarkStart w:id="50" w:name="normalizing-an-export"/>
+    <w:bookmarkEnd w:id="51"/>
+    <w:bookmarkStart w:id="52" w:name="normalizing-an-export"/>
     <w:p>
       <w:pPr>
         <w:pStyle w:val="Heading2"/>
@@ -12467,8 +12525,8 @@
         <w:t xml:space="preserve">runs the same normalization into a temporary folder and assesses it in one step.</w:t>
       </w:r>
     </w:p>
-    <w:bookmarkEnd w:id="50"/>
-    <w:bookmarkStart w:id="51" w:name="the-capture-configuration"/>
+    <w:bookmarkEnd w:id="52"/>
+    <w:bookmarkStart w:id="53" w:name="the-capture-configuration"/>
     <w:p>
       <w:pPr>
         <w:pStyle w:val="Heading2"/>
@@ -13704,8 +13762,8 @@
         </w:tc>
       </w:tr>
     </w:tbl>
-    <w:bookmarkEnd w:id="51"/>
-    <w:bookmarkStart w:id="52" w:name="tokens-and-least-privilege"/>
+    <w:bookmarkEnd w:id="53"/>
+    <w:bookmarkStart w:id="54" w:name="tokens-and-least-privilege"/>
     <w:p>
       <w:pPr>
         <w:pStyle w:val="Heading2"/>
@@ -14006,8 +14064,8 @@
         <w:t xml:space="preserve">the demonstration pack requires before it accepts a live capture as complete.</w:t>
       </w:r>
     </w:p>
-    <w:bookmarkEnd w:id="52"/>
-    <w:bookmarkStart w:id="53" w:name="how-a-capture-reads"/>
+    <w:bookmarkEnd w:id="54"/>
+    <w:bookmarkStart w:id="55" w:name="how-a-capture-reads"/>
     <w:p>
       <w:pPr>
         <w:pStyle w:val="Heading2"/>
@@ -14437,8 +14495,8 @@
         <w:t xml:space="preserve">is replaced only when the new one succeeds.</w:t>
       </w:r>
     </w:p>
-    <w:bookmarkEnd w:id="53"/>
-    <w:bookmarkStart w:id="54" w:name="rate-limits-and-retries"/>
+    <w:bookmarkEnd w:id="55"/>
+    <w:bookmarkStart w:id="56" w:name="rate-limits-and-retries"/>
     <w:p>
       <w:pPr>
         <w:pStyle w:val="Heading2"/>
@@ -14727,8 +14785,8 @@
         <w:t xml:space="preserve">Connections time out after 10 seconds, and reads after 60. Requests are sequential.</w:t>
       </w:r>
     </w:p>
-    <w:bookmarkEnd w:id="54"/>
-    <w:bookmarkStart w:id="55" w:name="live-verification"/>
+    <w:bookmarkEnd w:id="56"/>
+    <w:bookmarkStart w:id="57" w:name="live-verification"/>
     <w:p>
       <w:pPr>
         <w:pStyle w:val="Heading2"/>
@@ -14875,9 +14933,9 @@
         <w:t xml:space="preserve">lands, the runbook's manual steps apply.</w:t>
       </w:r>
     </w:p>
-    <w:bookmarkEnd w:id="55"/>
-    <w:bookmarkEnd w:id="56"/>
-    <w:bookmarkStart w:id="64" w:name="security-model"/>
+    <w:bookmarkEnd w:id="57"/>
+    <w:bookmarkEnd w:id="58"/>
+    <w:bookmarkStart w:id="66" w:name="security-model"/>
     <w:p>
       <w:pPr>
         <w:pStyle w:val="Heading1"/>
@@ -14895,7 +14953,29 @@
         <w:t xml:space="preserve">Security model</w:t>
       </w:r>
     </w:p>
-    <w:bookmarkStart w:id="57" w:name="read-only-by-construction"/>
+    <w:p>
+      <w:pPr>
+        <w:pStyle w:val="FirstParagraph"/>
+      </w:pPr>
+      <w:r>
+        <w:t xml:space="preserve">To report a vulnerability, follow</w:t>
+      </w:r>
+      <w:r>
+        <w:t xml:space="preserve"> </w:t>
+      </w:r>
+      <w:hyperlink r:id="rId16">
+        <w:r>
+          <w:rPr>
+            <w:rStyle w:val="Hyperlink"/>
+          </w:rPr>
+          <w:t xml:space="preserve">SECURITY.md</w:t>
+        </w:r>
+      </w:hyperlink>
+      <w:r>
+        <w:t xml:space="preserve">: reports are private, never public issues.</w:t>
+      </w:r>
+    </w:p>
+    <w:bookmarkStart w:id="59" w:name="read-only-by-construction"/>
     <w:p>
       <w:pPr>
         <w:pStyle w:val="Heading2"/>
@@ -15022,8 +15102,8 @@
         <w:t xml:space="preserve">Quickbase or to any other source system.</w:t>
       </w:r>
     </w:p>
-    <w:bookmarkEnd w:id="57"/>
-    <w:bookmarkStart w:id="58" w:name="tokens"/>
+    <w:bookmarkEnd w:id="59"/>
+    <w:bookmarkStart w:id="60" w:name="tokens"/>
     <w:p>
       <w:pPr>
         <w:pStyle w:val="Heading2"/>
@@ -15082,8 +15162,8 @@
         <w:t xml:space="preserve">.</w:t>
       </w:r>
     </w:p>
-    <w:bookmarkEnd w:id="58"/>
-    <w:bookmarkStart w:id="59" w:name="input-parsing"/>
+    <w:bookmarkEnd w:id="60"/>
+    <w:bookmarkStart w:id="61" w:name="input-parsing"/>
     <w:p>
       <w:pPr>
         <w:pStyle w:val="Heading2"/>
@@ -15181,8 +15261,8 @@
         <w:t xml:space="preserve">is read with the standard library, with strict UTF-8.</w:t>
       </w:r>
     </w:p>
-    <w:bookmarkEnd w:id="59"/>
-    <w:bookmarkStart w:id="60" w:name="files-and-paths"/>
+    <w:bookmarkEnd w:id="61"/>
+    <w:bookmarkStart w:id="62" w:name="files-and-paths"/>
     <w:p>
       <w:pPr>
         <w:pStyle w:val="Heading2"/>
@@ -15309,8 +15389,8 @@
         <w:t xml:space="preserve">are not hashed. Hashing is streamed in 1 MiB chunks.</w:t>
       </w:r>
     </w:p>
-    <w:bookmarkEnd w:id="60"/>
-    <w:bookmarkStart w:id="61" w:name="the-html-report"/>
+    <w:bookmarkEnd w:id="62"/>
+    <w:bookmarkStart w:id="63" w:name="the-html-report"/>
     <w:p>
       <w:pPr>
         <w:pStyle w:val="Heading2"/>
@@ -15366,8 +15446,8 @@
         <w:t xml:space="preserve">) blocks everything else, even if a page were modified.</w:t>
       </w:r>
     </w:p>
-    <w:bookmarkEnd w:id="61"/>
-    <w:bookmarkStart w:id="62" w:name="outputs"/>
+    <w:bookmarkEnd w:id="63"/>
+    <w:bookmarkStart w:id="64" w:name="outputs"/>
     <w:p>
       <w:pPr>
         <w:pStyle w:val="Heading2"/>
@@ -15526,8 +15606,8 @@
         <w:t xml:space="preserve">If a write fails, the files and folders this run created are removed.</w:t>
       </w:r>
     </w:p>
-    <w:bookmarkEnd w:id="62"/>
-    <w:bookmarkStart w:id="63" w:name="data-handling"/>
+    <w:bookmarkEnd w:id="64"/>
+    <w:bookmarkStart w:id="65" w:name="data-handling"/>
     <w:p>
       <w:pPr>
         <w:pStyle w:val="Heading2"/>
@@ -15595,9 +15675,9 @@
         <w:t xml:space="preserve">replace the realm host name, the app and table IDs, and every user name and email.</w:t>
       </w:r>
     </w:p>
-    <w:bookmarkEnd w:id="63"/>
-    <w:bookmarkEnd w:id="64"/>
-    <w:bookmarkStart w:id="70" w:name="outputs-and-provenance"/>
+    <w:bookmarkEnd w:id="65"/>
+    <w:bookmarkEnd w:id="66"/>
+    <w:bookmarkStart w:id="72" w:name="outputs-and-provenance"/>
     <w:p>
       <w:pPr>
         <w:pStyle w:val="Heading1"/>
@@ -15615,7 +15695,7 @@
         <w:t xml:space="preserve">Outputs and provenance</w:t>
       </w:r>
     </w:p>
-    <w:bookmarkStart w:id="65" w:name="assessmentjson"/>
+    <w:bookmarkStart w:id="67" w:name="assessmentjson"/>
     <w:p>
       <w:pPr>
         <w:pStyle w:val="Heading2"/>
@@ -15659,8 +15739,8 @@
         <w:t xml:space="preserve">system.</w:t>
       </w:r>
     </w:p>
-    <w:bookmarkEnd w:id="65"/>
-    <w:bookmarkStart w:id="66" w:name="run-manifestjson"/>
+    <w:bookmarkEnd w:id="67"/>
+    <w:bookmarkStart w:id="68" w:name="run-manifestjson"/>
     <w:p>
       <w:pPr>
         <w:pStyle w:val="Heading2"/>
@@ -15790,8 +15870,8 @@
         <w:t xml:space="preserve">path, because their temporary folder is removed after the run.</w:t>
       </w:r>
     </w:p>
-    <w:bookmarkEnd w:id="66"/>
-    <w:bookmarkStart w:id="67" w:name="identities-and-determinism"/>
+    <w:bookmarkEnd w:id="68"/>
+    <w:bookmarkStart w:id="69" w:name="identities-and-determinism"/>
     <w:p>
       <w:pPr>
         <w:pStyle w:val="Heading2"/>
@@ -16057,8 +16137,8 @@
         <w:t xml:space="preserve">All digests are SHA-256 over canonical JSON (RFC 8785).</w:t>
       </w:r>
     </w:p>
-    <w:bookmarkEnd w:id="67"/>
-    <w:bookmarkStart w:id="68" w:name="comparisonjson"/>
+    <w:bookmarkEnd w:id="69"/>
+    <w:bookmarkStart w:id="70" w:name="comparisonjson"/>
     <w:p>
       <w:pPr>
         <w:pStyle w:val="Heading2"/>
@@ -16150,8 +16230,8 @@
         <w:t xml:space="preserve">. It exits 20 when anything changed, so it serves as a regression check.</w:t>
       </w:r>
     </w:p>
-    <w:bookmarkEnd w:id="68"/>
-    <w:bookmarkStart w:id="69" w:name="the-sql-export-and-cross-check"/>
+    <w:bookmarkEnd w:id="70"/>
+    <w:bookmarkStart w:id="71" w:name="the-sql-export-and-cross-check"/>
     <w:p>
       <w:pPr>
         <w:pStyle w:val="Heading2"/>
@@ -16495,9 +16575,9 @@
         <w:t xml:space="preserve"> obligations));</w:t>
       </w:r>
     </w:p>
-    <w:bookmarkEnd w:id="69"/>
-    <w:bookmarkEnd w:id="70"/>
-    <w:bookmarkStart w:id="78" w:name="operations"/>
+    <w:bookmarkEnd w:id="71"/>
+    <w:bookmarkEnd w:id="72"/>
+    <w:bookmarkStart w:id="81" w:name="operations"/>
     <w:p>
       <w:pPr>
         <w:pStyle w:val="Heading1"/>
@@ -16515,7 +16595,7 @@
         <w:t xml:space="preserve">Operations</w:t>
       </w:r>
     </w:p>
-    <w:bookmarkStart w:id="71" w:name="command-reference"/>
+    <w:bookmarkStart w:id="73" w:name="command-reference"/>
     <w:p>
       <w:pPr>
         <w:pStyle w:val="Heading2"/>
@@ -17323,8 +17403,8 @@
         </w:tc>
       </w:tr>
     </w:tbl>
-    <w:bookmarkEnd w:id="71"/>
-    <w:bookmarkStart w:id="72" w:name="exit-codes"/>
+    <w:bookmarkEnd w:id="73"/>
+    <w:bookmarkStart w:id="74" w:name="exit-codes"/>
     <w:p>
       <w:pPr>
         <w:pStyle w:val="Heading2"/>
@@ -17616,8 +17696,8 @@
         <w:t xml:space="preserve">its outputs before exiting 10 or 11. Exit code 1 is never used deliberately.</w:t>
       </w:r>
     </w:p>
-    <w:bookmarkEnd w:id="72"/>
-    <w:bookmarkStart w:id="73" w:name="run-error-codes"/>
+    <w:bookmarkEnd w:id="74"/>
+    <w:bookmarkStart w:id="75" w:name="run-error-codes"/>
     <w:p>
       <w:pPr>
         <w:pStyle w:val="Heading2"/>
@@ -20089,8 +20169,8 @@
         </w:tc>
       </w:tr>
     </w:tbl>
-    <w:bookmarkEnd w:id="73"/>
-    <w:bookmarkStart w:id="74" w:name="diagnostics-and---log-json"/>
+    <w:bookmarkEnd w:id="75"/>
+    <w:bookmarkStart w:id="76" w:name="diagnostics-and---log-json"/>
     <w:p>
       <w:pPr>
         <w:pStyle w:val="Heading2"/>
@@ -20306,8 +20386,8 @@
         <w:t xml:space="preserve">member.</w:t>
       </w:r>
     </w:p>
-    <w:bookmarkEnd w:id="74"/>
-    <w:bookmarkStart w:id="75" w:name="automation"/>
+    <w:bookmarkEnd w:id="76"/>
+    <w:bookmarkStart w:id="77" w:name="automation"/>
     <w:p>
       <w:pPr>
         <w:pStyle w:val="Heading2"/>
@@ -20490,8 +20570,8 @@
         <w:t xml:space="preserve">assessment exactly.</w:t>
       </w:r>
     </w:p>
-    <w:bookmarkEnd w:id="75"/>
-    <w:bookmarkStart w:id="76" w:name="X2948c523925ad3e9318ab1e37e1f14be244816b"/>
+    <w:bookmarkEnd w:id="77"/>
+    <w:bookmarkStart w:id="79" w:name="X2948c523925ad3e9318ab1e37e1f14be244816b"/>
     <w:p>
       <w:pPr>
         <w:pStyle w:val="Heading2"/>
@@ -20549,7 +20629,27 @@
         <w:pStyle w:val="BodyText"/>
       </w:pPr>
       <w:r>
-        <w:t xml:space="preserve">The demonstration site publishes the output of</w:t>
+        <w:t xml:space="preserve">The demonstration site,</w:t>
+      </w:r>
+      <w:r>
+        <w:t xml:space="preserve"> </w:t>
+      </w:r>
+      <w:hyperlink r:id="rId78">
+        <w:r>
+          <w:rPr>
+            <w:rStyle w:val="Hyperlink"/>
+          </w:rPr>
+          <w:t xml:space="preserve">bochen2029-pixel.github.io/inspection-reconcile</w:t>
+        </w:r>
+      </w:hyperlink>
+      <w:r>
+        <w:t xml:space="preserve">, publishes</w:t>
+      </w:r>
+      <w:r>
+        <w:t xml:space="preserve"> </w:t>
+      </w:r>
+      <w:r>
+        <w:t xml:space="preserve">the output of</w:t>
       </w:r>
       <w:r>
         <w:t xml:space="preserve"> </w:t>
@@ -20561,17 +20661,38 @@
         <w:t xml:space="preserve">demo --all</w:t>
       </w:r>
       <w:r>
-        <w:t xml:space="preserve">: every scenario's report and the index. It is deployed by</w:t>
-      </w:r>
-      <w:r>
-        <w:t xml:space="preserve"> </w:t>
-      </w:r>
-      <w:r>
-        <w:t xml:space="preserve">a workflow that runs only after CI has passed on a push to the main branch.</w:t>
+        <w:t xml:space="preserve">: every scenario's report and the index. It is deployed by a workflow that runs only after</w:t>
+      </w:r>
+      <w:r>
+        <w:t xml:space="preserve"> </w:t>
+      </w:r>
+      <w:r>
+        <w:t xml:space="preserve">CI has passed on a push to the main branch, and only</w:t>
+      </w:r>
+      <w:r>
+        <w:t xml:space="preserve"> </w:t>
+      </w:r>
+      <w:r>
+        <w:rPr>
+          <w:rStyle w:val="VerbatimChar"/>
+        </w:rPr>
+        <w:t xml:space="preserve">demo --all</w:t>
+      </w:r>
+      <w:r>
+        <w:t xml:space="preserve"> </w:t>
+      </w:r>
+      <w:r>
+        <w:t xml:space="preserve">itself decides what is published: any scenario</w:t>
+      </w:r>
+      <w:r>
+        <w:t xml:space="preserve"> </w:t>
+      </w:r>
+      <w:r>
+        <w:t xml:space="preserve">that departs from its oracle fails the deployment.</w:t>
       </w:r>
     </w:p>
-    <w:bookmarkEnd w:id="76"/>
-    <w:bookmarkStart w:id="77" w:name="Xd80dd4c0588226d84fa18db98b73e338de62feb"/>
+    <w:bookmarkEnd w:id="79"/>
+    <w:bookmarkStart w:id="80" w:name="Xd80dd4c0588226d84fa18db98b73e338de62feb"/>
     <w:p>
       <w:pPr>
         <w:pStyle w:val="Heading2"/>
@@ -20707,9 +20828,9 @@
         <w:t xml:space="preserve">profile.</w:t>
       </w:r>
     </w:p>
-    <w:bookmarkEnd w:id="77"/>
-    <w:bookmarkEnd w:id="78"/>
-    <w:bookmarkStart w:id="82" w:name="limitations-and-verification-status"/>
+    <w:bookmarkEnd w:id="80"/>
+    <w:bookmarkEnd w:id="81"/>
+    <w:bookmarkStart w:id="85" w:name="limitations-and-verification-status"/>
     <w:p>
       <w:pPr>
         <w:pStyle w:val="Heading1"/>
@@ -20727,7 +20848,7 @@
         <w:t xml:space="preserve">Limitations and verification status</w:t>
       </w:r>
     </w:p>
-    <w:bookmarkStart w:id="79" w:name="what-is-verified"/>
+    <w:bookmarkStart w:id="82" w:name="what-is-verified"/>
     <w:p>
       <w:pPr>
         <w:pStyle w:val="Heading2"/>
@@ -20946,8 +21067,8 @@
         </w:tc>
       </w:tr>
     </w:tbl>
-    <w:bookmarkEnd w:id="79"/>
-    <w:bookmarkStart w:id="80" w:name="known-limitations"/>
+    <w:bookmarkEnd w:id="82"/>
+    <w:bookmarkStart w:id="83" w:name="known-limitations"/>
     <w:p>
       <w:pPr>
         <w:pStyle w:val="Heading2"/>
@@ -21153,8 +21274,8 @@
         <w:t xml:space="preserve">The evidence folder is assumed to be a local folder that only the operator controls.</w:t>
       </w:r>
     </w:p>
-    <w:bookmarkEnd w:id="80"/>
-    <w:bookmarkStart w:id="81" w:name="what-is-never-claimed"/>
+    <w:bookmarkEnd w:id="83"/>
+    <w:bookmarkStart w:id="84" w:name="what-is-never-claimed"/>
     <w:p>
       <w:pPr>
         <w:pStyle w:val="Heading2"/>
@@ -21186,8 +21307,8 @@
         <w:t xml:space="preserve">accuracy or labor-saving figure that was not measured.</w:t>
       </w:r>
     </w:p>
-    <w:bookmarkEnd w:id="81"/>
-    <w:bookmarkEnd w:id="82"/>
+    <w:bookmarkEnd w:id="84"/>
+    <w:bookmarkEnd w:id="85"/>
     <w:sectPr>
       <w:footnotePr>
         <w:numRestart w:val="eachSect"/>

--- a/docs/guide/inspection-reconcile-admin-guide.docx
+++ b/docs/guide/inspection-reconcile-admin-guide.docx
@@ -1297,7 +1297,7 @@
     </w:p>
     <w:bookmarkEnd w:id="25"/>
     <w:bookmarkEnd w:id="26"/>
-    <w:bookmarkStart w:id="33" w:name="installation"/>
+    <w:bookmarkStart w:id="35" w:name="installation"/>
     <w:p>
       <w:pPr>
         <w:pStyle w:val="Heading1"/>
@@ -2066,7 +2066,7 @@
       </w:tr>
     </w:tbl>
     <w:bookmarkEnd w:id="31"/>
-    <w:bookmarkStart w:id="32" w:name="verify-the-installation"/>
+    <w:bookmarkStart w:id="34" w:name="verify-the-installation"/>
     <w:p>
       <w:pPr>
         <w:pStyle w:val="Heading2"/>
@@ -2169,158 +2169,221 @@
         <w:pStyle w:val="FirstParagraph"/>
       </w:pPr>
       <w:r>
-        <w:t xml:space="preserve">With the development extras installed, the full gate is the same one CI runs:</w:t>
+        <w:t xml:space="preserve">On the reference workstation,</w:t>
+      </w:r>
+      <w:r>
+        <w:t xml:space="preserve"> </w:t>
+      </w:r>
+      <w:r>
+        <w:rPr>
+          <w:rStyle w:val="VerbatimChar"/>
+        </w:rPr>
+        <w:t xml:space="preserve">demo --all</w:t>
+      </w:r>
+      <w:r>
+        <w:t xml:space="preserve"> </w:t>
+      </w:r>
+      <w:r>
+        <w:t xml:space="preserve">finishes in about 5 seconds, and a single assessment such as S02, with</w:t>
+      </w:r>
+      <w:r>
+        <w:t xml:space="preserve"> </w:t>
+      </w:r>
+      <w:r>
+        <w:t xml:space="preserve">its 207 findings, in under half a second. The same reports are published at</w:t>
+      </w:r>
+      <w:r>
+        <w:t xml:space="preserve"> </w:t>
+      </w:r>
+      <w:hyperlink r:id="rId32">
+        <w:r>
+          <w:rPr>
+            <w:rStyle w:val="Hyperlink"/>
+          </w:rPr>
+          <w:t xml:space="preserve">bochen2029-pixel.github.io/inspection-reconcile</w:t>
+        </w:r>
+      </w:hyperlink>
+      <w:r>
+        <w:t xml:space="preserve">, and the</w:t>
+      </w:r>
+      <w:r>
+        <w:t xml:space="preserve"> </w:t>
+      </w:r>
+      <w:r>
+        <w:t xml:space="preserve">project page is</w:t>
+      </w:r>
+      <w:r>
+        <w:t xml:space="preserve"> </w:t>
+      </w:r>
+      <w:hyperlink r:id="rId33">
+        <w:r>
+          <w:rPr>
+            <w:rStyle w:val="Hyperlink"/>
+          </w:rPr>
+          <w:t xml:space="preserve">opnaorta.ai/inspection-reconcile</w:t>
+        </w:r>
+      </w:hyperlink>
+      <w:r>
+        <w:t xml:space="preserve">.</w:t>
       </w:r>
     </w:p>
     <w:p>
       <w:pPr>
-        <w:pStyle w:val="SourceCode"/>
-      </w:pPr>
-      <w:r>
-        <w:rPr>
-          <w:rStyle w:val="ExtensionTok"/>
-        </w:rPr>
-        <w:t xml:space="preserve">uv</w:t>
-      </w:r>
-      <w:r>
-        <w:rPr>
-          <w:rStyle w:val="NormalTok"/>
-        </w:rPr>
-        <w:t xml:space="preserve"> run pytest </w:t>
-      </w:r>
-      <w:r>
-        <w:rPr>
-          <w:rStyle w:val="AttributeTok"/>
-        </w:rPr>
-        <w:t xml:space="preserve">-q</w:t>
-      </w:r>
-      <w:r>
-        <w:br/>
-      </w:r>
-      <w:r>
-        <w:rPr>
-          <w:rStyle w:val="ExtensionTok"/>
-        </w:rPr>
-        <w:t xml:space="preserve">uv</w:t>
-      </w:r>
-      <w:r>
-        <w:rPr>
-          <w:rStyle w:val="NormalTok"/>
-        </w:rPr>
-        <w:t xml:space="preserve"> run ruff check . </w:t>
-      </w:r>
-      <w:r>
-        <w:rPr>
-          <w:rStyle w:val="KeywordTok"/>
-        </w:rPr>
-        <w:t xml:space="preserve">&amp;&amp;</w:t>
-      </w:r>
-      <w:r>
-        <w:rPr>
-          <w:rStyle w:val="NormalTok"/>
-        </w:rPr>
-        <w:t xml:space="preserve"> </w:t>
-      </w:r>
-      <w:r>
-        <w:rPr>
-          <w:rStyle w:val="ExtensionTok"/>
-        </w:rPr>
-        <w:t xml:space="preserve">uv</w:t>
-      </w:r>
-      <w:r>
-        <w:rPr>
-          <w:rStyle w:val="NormalTok"/>
-        </w:rPr>
-        <w:t xml:space="preserve"> run ruff format </w:t>
-      </w:r>
-      <w:r>
-        <w:rPr>
-          <w:rStyle w:val="AttributeTok"/>
-        </w:rPr>
-        <w:t xml:space="preserve">--check</w:t>
-      </w:r>
-      <w:r>
-        <w:rPr>
-          <w:rStyle w:val="NormalTok"/>
-        </w:rPr>
-        <w:t xml:space="preserve"> .</w:t>
-      </w:r>
-      <w:r>
-        <w:br/>
-      </w:r>
-      <w:r>
-        <w:rPr>
-          <w:rStyle w:val="ExtensionTok"/>
-        </w:rPr>
-        <w:t xml:space="preserve">uv</w:t>
-      </w:r>
-      <w:r>
-        <w:rPr>
-          <w:rStyle w:val="NormalTok"/>
-        </w:rPr>
-        <w:t xml:space="preserve"> run mypy</w:t>
-      </w:r>
-    </w:p>
-    <w:bookmarkEnd w:id="32"/>
-    <w:bookmarkEnd w:id="33"/>
-    <w:bookmarkStart w:id="41" w:name="the-requirement-pack"/>
-    <w:p>
-      <w:pPr>
-        <w:pStyle w:val="Heading1"/>
-      </w:pPr>
-      <w:r>
-        <w:rPr>
-          <w:rStyle w:val="SectionNumber"/>
-        </w:rPr>
-        <w:t xml:space="preserve">4</w:t>
-      </w:r>
-      <w:r>
-        <w:tab/>
-      </w:r>
-      <w:r>
-        <w:t xml:space="preserve">The requirement pack</w:t>
-      </w:r>
-    </w:p>
-    <w:bookmarkStart w:id="34" w:name="format"/>
-    <w:p>
-      <w:pPr>
-        <w:pStyle w:val="Heading2"/>
-      </w:pPr>
-      <w:r>
-        <w:rPr>
-          <w:rStyle w:val="SectionNumber"/>
-        </w:rPr>
-        <w:t xml:space="preserve">4.1</w:t>
-      </w:r>
-      <w:r>
-        <w:tab/>
-      </w:r>
-      <w:r>
-        <w:t xml:space="preserve">Format</w:t>
+        <w:pStyle w:val="BodyText"/>
+      </w:pPr>
+      <w:r>
+        <w:t xml:space="preserve">With the development extras installed, the full gate is the same one CI runs:</w:t>
       </w:r>
     </w:p>
     <w:p>
       <w:pPr>
-        <w:pStyle w:val="FirstParagraph"/>
-      </w:pPr>
-      <w:r>
-        <w:t xml:space="preserve">A requirement pack is a YAML file that states what a project's documentation must contain. The demonstration pack,</w:t>
-      </w:r>
-      <w:r>
-        <w:t xml:space="preserve"> </w:t>
-      </w:r>
-      <w:r>
-        <w:rPr>
-          <w:rStyle w:val="VerbatimChar"/>
-        </w:rPr>
-        <w:t xml:space="preserve">policies/north-creek-demo.yml</w:t>
-      </w:r>
-      <w:r>
-        <w:t xml:space="preserve">:</w:t>
+        <w:pStyle w:val="SourceCode"/>
+      </w:pPr>
+      <w:r>
+        <w:rPr>
+          <w:rStyle w:val="ExtensionTok"/>
+        </w:rPr>
+        <w:t xml:space="preserve">uv</w:t>
+      </w:r>
+      <w:r>
+        <w:rPr>
+          <w:rStyle w:val="NormalTok"/>
+        </w:rPr>
+        <w:t xml:space="preserve"> run pytest </w:t>
+      </w:r>
+      <w:r>
+        <w:rPr>
+          <w:rStyle w:val="AttributeTok"/>
+        </w:rPr>
+        <w:t xml:space="preserve">-q</w:t>
+      </w:r>
+      <w:r>
+        <w:br/>
+      </w:r>
+      <w:r>
+        <w:rPr>
+          <w:rStyle w:val="ExtensionTok"/>
+        </w:rPr>
+        <w:t xml:space="preserve">uv</w:t>
+      </w:r>
+      <w:r>
+        <w:rPr>
+          <w:rStyle w:val="NormalTok"/>
+        </w:rPr>
+        <w:t xml:space="preserve"> run ruff check . </w:t>
+      </w:r>
+      <w:r>
+        <w:rPr>
+          <w:rStyle w:val="KeywordTok"/>
+        </w:rPr>
+        <w:t xml:space="preserve">&amp;&amp;</w:t>
+      </w:r>
+      <w:r>
+        <w:rPr>
+          <w:rStyle w:val="NormalTok"/>
+        </w:rPr>
+        <w:t xml:space="preserve"> </w:t>
+      </w:r>
+      <w:r>
+        <w:rPr>
+          <w:rStyle w:val="ExtensionTok"/>
+        </w:rPr>
+        <w:t xml:space="preserve">uv</w:t>
+      </w:r>
+      <w:r>
+        <w:rPr>
+          <w:rStyle w:val="NormalTok"/>
+        </w:rPr>
+        <w:t xml:space="preserve"> run ruff format </w:t>
+      </w:r>
+      <w:r>
+        <w:rPr>
+          <w:rStyle w:val="AttributeTok"/>
+        </w:rPr>
+        <w:t xml:space="preserve">--check</w:t>
+      </w:r>
+      <w:r>
+        <w:rPr>
+          <w:rStyle w:val="NormalTok"/>
+        </w:rPr>
+        <w:t xml:space="preserve"> .</w:t>
+      </w:r>
+      <w:r>
+        <w:br/>
+      </w:r>
+      <w:r>
+        <w:rPr>
+          <w:rStyle w:val="ExtensionTok"/>
+        </w:rPr>
+        <w:t xml:space="preserve">uv</w:t>
+      </w:r>
+      <w:r>
+        <w:rPr>
+          <w:rStyle w:val="NormalTok"/>
+        </w:rPr>
+        <w:t xml:space="preserve"> run mypy</w:t>
+      </w:r>
+    </w:p>
+    <w:bookmarkEnd w:id="34"/>
+    <w:bookmarkEnd w:id="35"/>
+    <w:bookmarkStart w:id="43" w:name="the-requirement-pack"/>
+    <w:p>
+      <w:pPr>
+        <w:pStyle w:val="Heading1"/>
+      </w:pPr>
+      <w:r>
+        <w:rPr>
+          <w:rStyle w:val="SectionNumber"/>
+        </w:rPr>
+        <w:t xml:space="preserve">4</w:t>
+      </w:r>
+      <w:r>
+        <w:tab/>
+      </w:r>
+      <w:r>
+        <w:t xml:space="preserve">The requirement pack</w:t>
+      </w:r>
+    </w:p>
+    <w:bookmarkStart w:id="36" w:name="format"/>
+    <w:p>
+      <w:pPr>
+        <w:pStyle w:val="Heading2"/>
+      </w:pPr>
+      <w:r>
+        <w:rPr>
+          <w:rStyle w:val="SectionNumber"/>
+        </w:rPr>
+        <w:t xml:space="preserve">4.1</w:t>
+      </w:r>
+      <w:r>
+        <w:tab/>
+      </w:r>
+      <w:r>
+        <w:t xml:space="preserve">Format</w:t>
       </w:r>
     </w:p>
     <w:p>
       <w:pPr>
+        <w:pStyle w:val="FirstParagraph"/>
+      </w:pPr>
+      <w:r>
+        <w:t xml:space="preserve">A requirement pack is a YAML file that states what a project's documentation must contain. The demonstration pack,</w:t>
+      </w:r>
+      <w:r>
+        <w:t xml:space="preserve"> </w:t>
+      </w:r>
+      <w:r>
+        <w:rPr>
+          <w:rStyle w:val="VerbatimChar"/>
+        </w:rPr>
+        <w:t xml:space="preserve">policies/north-creek-demo.yml</w:t>
+      </w:r>
+      <w:r>
+        <w:t xml:space="preserve">:</w:t>
+      </w:r>
+    </w:p>
+    <w:p>
+      <w:pPr>
         <w:pStyle w:val="SourceCode"/>
       </w:pPr>
       <w:r>
@@ -3758,8 +3821,8 @@
         <w:t xml:space="preserve">}</w:t>
       </w:r>
     </w:p>
-    <w:bookmarkEnd w:id="34"/>
-    <w:bookmarkStart w:id="35" w:name="field-by-field"/>
+    <w:bookmarkEnd w:id="36"/>
+    <w:bookmarkStart w:id="37" w:name="field-by-field"/>
     <w:p>
       <w:pPr>
         <w:pStyle w:val="Heading2"/>
@@ -4417,8 +4480,8 @@
         <w:t xml:space="preserve">Every member is required, and an unknown member at any level is a run error.</w:t>
       </w:r>
     </w:p>
-    <w:bookmarkEnd w:id="35"/>
-    <w:bookmarkStart w:id="36" w:name="versioning-and-effective_from"/>
+    <w:bookmarkEnd w:id="37"/>
+    <w:bookmarkStart w:id="38" w:name="versioning-and-effective_from"/>
     <w:p>
       <w:pPr>
         <w:pStyle w:val="Heading2"/>
@@ -4525,8 +4588,8 @@
         <w:t xml:space="preserve">computed over the parsed content, so comments and formatting do not change it.</w:t>
       </w:r>
     </w:p>
-    <w:bookmarkEnd w:id="36"/>
-    <w:bookmarkStart w:id="37" w:name="accepted-coverage-bases"/>
+    <w:bookmarkEnd w:id="38"/>
+    <w:bookmarkStart w:id="39" w:name="accepted-coverage-bases"/>
     <w:p>
       <w:pPr>
         <w:pStyle w:val="Heading2"/>
@@ -4734,8 +4797,8 @@
         <w:t xml:space="preserve">failures. Do it only deliberately, and record why.</w:t>
       </w:r>
     </w:p>
-    <w:bookmarkEnd w:id="37"/>
-    <w:bookmarkStart w:id="38" w:name="approval-binding-digest-or-revisions"/>
+    <w:bookmarkEnd w:id="39"/>
+    <w:bookmarkStart w:id="40" w:name="approval-binding-digest-or-revisions"/>
     <w:p>
       <w:pPr>
         <w:pStyle w:val="Heading2"/>
@@ -4865,8 +4928,8 @@
         <w:t xml:space="preserve">command prints the digest a review process should store with its decision.</w:t>
       </w:r>
     </w:p>
-    <w:bookmarkEnd w:id="38"/>
-    <w:bookmarkStart w:id="39" w:name="safe-yaml"/>
+    <w:bookmarkEnd w:id="40"/>
+    <w:bookmarkStart w:id="41" w:name="safe-yaml"/>
     <w:p>
       <w:pPr>
         <w:pStyle w:val="Heading2"/>
@@ -4997,8 +5060,8 @@
         <w:t xml:space="preserve">expecting an integer rejects them instead of silently reading another number.</w:t>
       </w:r>
     </w:p>
-    <w:bookmarkEnd w:id="39"/>
-    <w:bookmarkStart w:id="40" w:name="writing-a-pack-for-a-real-project"/>
+    <w:bookmarkEnd w:id="41"/>
+    <w:bookmarkStart w:id="42" w:name="writing-a-pack-for-a-real-project"/>
     <w:p>
       <w:pPr>
         <w:pStyle w:val="Heading2"/>
@@ -5036,9 +5099,9 @@
         <w:t xml:space="preserve">requirements. Application configuration cannot establish business intent.</w:t>
       </w:r>
     </w:p>
-    <w:bookmarkEnd w:id="40"/>
-    <w:bookmarkEnd w:id="41"/>
-    <w:bookmarkStart w:id="49" w:name="the-canonical-snapshot"/>
+    <w:bookmarkEnd w:id="42"/>
+    <w:bookmarkEnd w:id="43"/>
+    <w:bookmarkStart w:id="51" w:name="the-canonical-snapshot"/>
     <w:p>
       <w:pPr>
         <w:pStyle w:val="Heading1"/>
@@ -5079,7 +5142,7 @@
         <w:t xml:space="preserve">write it.</w:t>
       </w:r>
     </w:p>
-    <w:bookmarkStart w:id="42" w:name="directory-layout"/>
+    <w:bookmarkStart w:id="44" w:name="directory-layout"/>
     <w:p>
       <w:pPr>
         <w:pStyle w:val="Heading2"/>
@@ -5212,8 +5275,8 @@
         <w:t xml:space="preserve">). The evidence root must be a real folder, not a link or junction.</w:t>
       </w:r>
     </w:p>
-    <w:bookmarkEnd w:id="42"/>
-    <w:bookmarkStart w:id="43" w:name="manifestjson"/>
+    <w:bookmarkEnd w:id="44"/>
+    <w:bookmarkStart w:id="45" w:name="manifestjson"/>
     <w:p>
       <w:pPr>
         <w:pStyle w:val="Heading2"/>
@@ -7227,8 +7290,8 @@
         </w:tc>
       </w:tr>
     </w:tbl>
-    <w:bookmarkEnd w:id="43"/>
-    <w:bookmarkStart w:id="44" w:name="projectjson"/>
+    <w:bookmarkEnd w:id="45"/>
+    <w:bookmarkStart w:id="46" w:name="projectjson"/>
     <w:p>
       <w:pPr>
         <w:pStyle w:val="Heading2"/>
@@ -7418,8 +7481,8 @@
         <w:t xml:space="preserve">must equal the pack's.</w:t>
       </w:r>
     </w:p>
-    <w:bookmarkEnd w:id="44"/>
-    <w:bookmarkStart w:id="45" w:name="csv-rules"/>
+    <w:bookmarkEnd w:id="46"/>
+    <w:bookmarkStart w:id="47" w:name="csv-rules"/>
     <w:p>
       <w:pPr>
         <w:pStyle w:val="Heading2"/>
@@ -7612,8 +7675,8 @@
         <w:t xml:space="preserve">.</w:t>
       </w:r>
     </w:p>
-    <w:bookmarkEnd w:id="45"/>
-    <w:bookmarkStart w:id="46" w:name="columns"/>
+    <w:bookmarkEnd w:id="47"/>
+    <w:bookmarkStart w:id="48" w:name="columns"/>
     <w:p>
       <w:pPr>
         <w:pStyle w:val="Heading2"/>
@@ -9411,8 +9474,8 @@
         <w:t xml:space="preserve">that the approval covers one artifact revision.</w:t>
       </w:r>
     </w:p>
-    <w:bookmarkEnd w:id="46"/>
-    <w:bookmarkStart w:id="47" w:name="value-grammars"/>
+    <w:bookmarkEnd w:id="48"/>
+    <w:bookmarkStart w:id="49" w:name="value-grammars"/>
     <w:p>
       <w:pPr>
         <w:pStyle w:val="Heading2"/>
@@ -9869,8 +9932,8 @@
         <w:t xml:space="preserve">quarantined. A path that breaks the PATH rules is never opened.</w:t>
       </w:r>
     </w:p>
-    <w:bookmarkEnd w:id="47"/>
-    <w:bookmarkStart w:id="48" w:name="coverage-claims-and-basis-tokens"/>
+    <w:bookmarkEnd w:id="49"/>
+    <w:bookmarkStart w:id="50" w:name="coverage-claims-and-basis-tokens"/>
     <w:p>
       <w:pPr>
         <w:pStyle w:val="Heading2"/>
@@ -10186,9 +10249,9 @@
         <w:t xml:space="preserve">one the dataset does not contain.</w:t>
       </w:r>
     </w:p>
-    <w:bookmarkEnd w:id="48"/>
-    <w:bookmarkEnd w:id="49"/>
-    <w:bookmarkStart w:id="58" w:name="quickbase"/>
+    <w:bookmarkEnd w:id="50"/>
+    <w:bookmarkEnd w:id="51"/>
+    <w:bookmarkStart w:id="60" w:name="quickbase"/>
     <w:p>
       <w:pPr>
         <w:pStyle w:val="Heading1"/>
@@ -10206,7 +10269,7 @@
         <w:t xml:space="preserve">Quickbase</w:t>
       </w:r>
     </w:p>
-    <w:bookmarkStart w:id="50" w:name="what-the-adapter-does"/>
+    <w:bookmarkStart w:id="52" w:name="what-the-adapter-does"/>
     <w:p>
       <w:pPr>
         <w:pStyle w:val="Heading2"/>
@@ -10385,8 +10448,8 @@
         <w:t xml:space="preserve">.</w:t>
       </w:r>
     </w:p>
-    <w:bookmarkEnd w:id="50"/>
-    <w:bookmarkStart w:id="51" w:name="the-field-mapping"/>
+    <w:bookmarkEnd w:id="52"/>
+    <w:bookmarkStart w:id="53" w:name="the-field-mapping"/>
     <w:p>
       <w:pPr>
         <w:pStyle w:val="Heading2"/>
@@ -12299,8 +12362,8 @@
         <w:t xml:space="preserve">wrong project is still seen, and R3 can flag it.</w:t>
       </w:r>
     </w:p>
-    <w:bookmarkEnd w:id="51"/>
-    <w:bookmarkStart w:id="52" w:name="normalizing-an-export"/>
+    <w:bookmarkEnd w:id="53"/>
+    <w:bookmarkStart w:id="54" w:name="normalizing-an-export"/>
     <w:p>
       <w:pPr>
         <w:pStyle w:val="Heading2"/>
@@ -12525,8 +12588,8 @@
         <w:t xml:space="preserve">runs the same normalization into a temporary folder and assesses it in one step.</w:t>
       </w:r>
     </w:p>
-    <w:bookmarkEnd w:id="52"/>
-    <w:bookmarkStart w:id="53" w:name="the-capture-configuration"/>
+    <w:bookmarkEnd w:id="54"/>
+    <w:bookmarkStart w:id="55" w:name="the-capture-configuration"/>
     <w:p>
       <w:pPr>
         <w:pStyle w:val="Heading2"/>
@@ -13762,8 +13825,8 @@
         </w:tc>
       </w:tr>
     </w:tbl>
-    <w:bookmarkEnd w:id="53"/>
-    <w:bookmarkStart w:id="54" w:name="tokens-and-least-privilege"/>
+    <w:bookmarkEnd w:id="55"/>
+    <w:bookmarkStart w:id="56" w:name="tokens-and-least-privilege"/>
     <w:p>
       <w:pPr>
         <w:pStyle w:val="Heading2"/>
@@ -14064,8 +14127,8 @@
         <w:t xml:space="preserve">the demonstration pack requires before it accepts a live capture as complete.</w:t>
       </w:r>
     </w:p>
-    <w:bookmarkEnd w:id="54"/>
-    <w:bookmarkStart w:id="55" w:name="how-a-capture-reads"/>
+    <w:bookmarkEnd w:id="56"/>
+    <w:bookmarkStart w:id="57" w:name="how-a-capture-reads"/>
     <w:p>
       <w:pPr>
         <w:pStyle w:val="Heading2"/>
@@ -14495,8 +14558,8 @@
         <w:t xml:space="preserve">is replaced only when the new one succeeds.</w:t>
       </w:r>
     </w:p>
-    <w:bookmarkEnd w:id="55"/>
-    <w:bookmarkStart w:id="56" w:name="rate-limits-and-retries"/>
+    <w:bookmarkEnd w:id="57"/>
+    <w:bookmarkStart w:id="58" w:name="rate-limits-and-retries"/>
     <w:p>
       <w:pPr>
         <w:pStyle w:val="Heading2"/>
@@ -14785,8 +14848,8 @@
         <w:t xml:space="preserve">Connections time out after 10 seconds, and reads after 60. Requests are sequential.</w:t>
       </w:r>
     </w:p>
-    <w:bookmarkEnd w:id="56"/>
-    <w:bookmarkStart w:id="57" w:name="live-verification"/>
+    <w:bookmarkEnd w:id="58"/>
+    <w:bookmarkStart w:id="59" w:name="live-verification"/>
     <w:p>
       <w:pPr>
         <w:pStyle w:val="Heading2"/>
@@ -14933,9 +14996,9 @@
         <w:t xml:space="preserve">lands, the runbook's manual steps apply.</w:t>
       </w:r>
     </w:p>
-    <w:bookmarkEnd w:id="57"/>
-    <w:bookmarkEnd w:id="58"/>
-    <w:bookmarkStart w:id="66" w:name="security-model"/>
+    <w:bookmarkEnd w:id="59"/>
+    <w:bookmarkEnd w:id="60"/>
+    <w:bookmarkStart w:id="68" w:name="security-model"/>
     <w:p>
       <w:pPr>
         <w:pStyle w:val="Heading1"/>
@@ -14975,7 +15038,7 @@
         <w:t xml:space="preserve">: reports are private, never public issues.</w:t>
       </w:r>
     </w:p>
-    <w:bookmarkStart w:id="59" w:name="read-only-by-construction"/>
+    <w:bookmarkStart w:id="61" w:name="read-only-by-construction"/>
     <w:p>
       <w:pPr>
         <w:pStyle w:val="Heading2"/>
@@ -15102,8 +15165,8 @@
         <w:t xml:space="preserve">Quickbase or to any other source system.</w:t>
       </w:r>
     </w:p>
-    <w:bookmarkEnd w:id="59"/>
-    <w:bookmarkStart w:id="60" w:name="tokens"/>
+    <w:bookmarkEnd w:id="61"/>
+    <w:bookmarkStart w:id="62" w:name="tokens"/>
     <w:p>
       <w:pPr>
         <w:pStyle w:val="Heading2"/>
@@ -15162,8 +15225,8 @@
         <w:t xml:space="preserve">.</w:t>
       </w:r>
     </w:p>
-    <w:bookmarkEnd w:id="60"/>
-    <w:bookmarkStart w:id="61" w:name="input-parsing"/>
+    <w:bookmarkEnd w:id="62"/>
+    <w:bookmarkStart w:id="63" w:name="input-parsing"/>
     <w:p>
       <w:pPr>
         <w:pStyle w:val="Heading2"/>
@@ -15261,8 +15324,8 @@
         <w:t xml:space="preserve">is read with the standard library, with strict UTF-8.</w:t>
       </w:r>
     </w:p>
-    <w:bookmarkEnd w:id="61"/>
-    <w:bookmarkStart w:id="62" w:name="files-and-paths"/>
+    <w:bookmarkEnd w:id="63"/>
+    <w:bookmarkStart w:id="64" w:name="files-and-paths"/>
     <w:p>
       <w:pPr>
         <w:pStyle w:val="Heading2"/>
@@ -15389,8 +15452,8 @@
         <w:t xml:space="preserve">are not hashed. Hashing is streamed in 1 MiB chunks.</w:t>
       </w:r>
     </w:p>
-    <w:bookmarkEnd w:id="62"/>
-    <w:bookmarkStart w:id="63" w:name="the-html-report"/>
+    <w:bookmarkEnd w:id="64"/>
+    <w:bookmarkStart w:id="65" w:name="the-html-report"/>
     <w:p>
       <w:pPr>
         <w:pStyle w:val="Heading2"/>
@@ -15446,8 +15509,8 @@
         <w:t xml:space="preserve">) blocks everything else, even if a page were modified.</w:t>
       </w:r>
     </w:p>
-    <w:bookmarkEnd w:id="63"/>
-    <w:bookmarkStart w:id="64" w:name="outputs"/>
+    <w:bookmarkEnd w:id="65"/>
+    <w:bookmarkStart w:id="66" w:name="outputs"/>
     <w:p>
       <w:pPr>
         <w:pStyle w:val="Heading2"/>
@@ -15525,7 +15588,7 @@
         <w:t xml:space="preserve"> </w:t>
       </w:r>
       <w:r>
-        <w:t xml:space="preserve">replaced:</w:t>
+        <w:t xml:space="preserve">replaced.</w:t>
       </w:r>
       <w:r>
         <w:t xml:space="preserve"> </w:t>
@@ -15555,7 +15618,7 @@
         <w:t xml:space="preserve"> </w:t>
       </w:r>
       <w:r>
-        <w:t xml:space="preserve">replace their reports, and</w:t>
+        <w:t xml:space="preserve">delete their previous reports and write the new ones.</w:t>
       </w:r>
       <w:r>
         <w:t xml:space="preserve"> </w:t>
@@ -15585,13 +15648,28 @@
         <w:t xml:space="preserve"> </w:t>
       </w:r>
       <w:r>
-        <w:t xml:space="preserve">replace a previous</w:t>
-      </w:r>
-      <w:r>
-        <w:t xml:space="preserve"> </w:t>
-      </w:r>
-      <w:r>
-        <w:t xml:space="preserve">output of their own.</w:t>
+        <w:t xml:space="preserve">build the new output in a staging folder inside</w:t>
+      </w:r>
+      <w:r>
+        <w:t xml:space="preserve"> </w:t>
+      </w:r>
+      <w:r>
+        <w:rPr>
+          <w:rStyle w:val="VerbatimChar"/>
+        </w:rPr>
+        <w:t xml:space="preserve">--out</w:t>
+      </w:r>
+      <w:r>
+        <w:t xml:space="preserve"> </w:t>
+      </w:r>
+      <w:r>
+        <w:t xml:space="preserve">and swap it in all-or-nothing, only</w:t>
+      </w:r>
+      <w:r>
+        <w:t xml:space="preserve"> </w:t>
+      </w:r>
+      <w:r>
+        <w:t xml:space="preserve">after the run succeeded, so a failed run leaves the previous output exactly as it was.</w:t>
       </w:r>
     </w:p>
     <w:p>
@@ -15606,8 +15684,8 @@
         <w:t xml:space="preserve">If a write fails, the files and folders this run created are removed.</w:t>
       </w:r>
     </w:p>
-    <w:bookmarkEnd w:id="64"/>
-    <w:bookmarkStart w:id="65" w:name="data-handling"/>
+    <w:bookmarkEnd w:id="66"/>
+    <w:bookmarkStart w:id="67" w:name="data-handling"/>
     <w:p>
       <w:pPr>
         <w:pStyle w:val="Heading2"/>
@@ -15675,9 +15753,9 @@
         <w:t xml:space="preserve">replace the realm host name, the app and table IDs, and every user name and email.</w:t>
       </w:r>
     </w:p>
-    <w:bookmarkEnd w:id="65"/>
-    <w:bookmarkEnd w:id="66"/>
-    <w:bookmarkStart w:id="72" w:name="outputs-and-provenance"/>
+    <w:bookmarkEnd w:id="67"/>
+    <w:bookmarkEnd w:id="68"/>
+    <w:bookmarkStart w:id="74" w:name="outputs-and-provenance"/>
     <w:p>
       <w:pPr>
         <w:pStyle w:val="Heading1"/>
@@ -15695,7 +15773,7 @@
         <w:t xml:space="preserve">Outputs and provenance</w:t>
       </w:r>
     </w:p>
-    <w:bookmarkStart w:id="67" w:name="assessmentjson"/>
+    <w:bookmarkStart w:id="69" w:name="assessmentjson"/>
     <w:p>
       <w:pPr>
         <w:pStyle w:val="Heading2"/>
@@ -15739,8 +15817,8 @@
         <w:t xml:space="preserve">system.</w:t>
       </w:r>
     </w:p>
-    <w:bookmarkEnd w:id="67"/>
-    <w:bookmarkStart w:id="68" w:name="run-manifestjson"/>
+    <w:bookmarkEnd w:id="69"/>
+    <w:bookmarkStart w:id="70" w:name="run-manifestjson"/>
     <w:p>
       <w:pPr>
         <w:pStyle w:val="Heading2"/>
@@ -15870,8 +15948,8 @@
         <w:t xml:space="preserve">path, because their temporary folder is removed after the run.</w:t>
       </w:r>
     </w:p>
-    <w:bookmarkEnd w:id="68"/>
-    <w:bookmarkStart w:id="69" w:name="identities-and-determinism"/>
+    <w:bookmarkEnd w:id="70"/>
+    <w:bookmarkStart w:id="71" w:name="identities-and-determinism"/>
     <w:p>
       <w:pPr>
         <w:pStyle w:val="Heading2"/>
@@ -16137,8 +16215,8 @@
         <w:t xml:space="preserve">All digests are SHA-256 over canonical JSON (RFC 8785).</w:t>
       </w:r>
     </w:p>
-    <w:bookmarkEnd w:id="69"/>
-    <w:bookmarkStart w:id="70" w:name="comparisonjson"/>
+    <w:bookmarkEnd w:id="71"/>
+    <w:bookmarkStart w:id="72" w:name="comparisonjson"/>
     <w:p>
       <w:pPr>
         <w:pStyle w:val="Heading2"/>
@@ -16230,8 +16308,8 @@
         <w:t xml:space="preserve">. It exits 20 when anything changed, so it serves as a regression check.</w:t>
       </w:r>
     </w:p>
-    <w:bookmarkEnd w:id="70"/>
-    <w:bookmarkStart w:id="71" w:name="the-sql-export-and-cross-check"/>
+    <w:bookmarkEnd w:id="72"/>
+    <w:bookmarkStart w:id="73" w:name="the-sql-export-and-cross-check"/>
     <w:p>
       <w:pPr>
         <w:pStyle w:val="Heading2"/>
@@ -16575,9 +16653,9 @@
         <w:t xml:space="preserve"> obligations));</w:t>
       </w:r>
     </w:p>
-    <w:bookmarkEnd w:id="71"/>
-    <w:bookmarkEnd w:id="72"/>
-    <w:bookmarkStart w:id="81" w:name="operations"/>
+    <w:bookmarkEnd w:id="73"/>
+    <w:bookmarkEnd w:id="74"/>
+    <w:bookmarkStart w:id="82" w:name="operations"/>
     <w:p>
       <w:pPr>
         <w:pStyle w:val="Heading1"/>
@@ -16595,7 +16673,7 @@
         <w:t xml:space="preserve">Operations</w:t>
       </w:r>
     </w:p>
-    <w:bookmarkStart w:id="73" w:name="command-reference"/>
+    <w:bookmarkStart w:id="75" w:name="command-reference"/>
     <w:p>
       <w:pPr>
         <w:pStyle w:val="Heading2"/>
@@ -17403,8 +17481,8 @@
         </w:tc>
       </w:tr>
     </w:tbl>
-    <w:bookmarkEnd w:id="73"/>
-    <w:bookmarkStart w:id="74" w:name="exit-codes"/>
+    <w:bookmarkEnd w:id="75"/>
+    <w:bookmarkStart w:id="76" w:name="exit-codes"/>
     <w:p>
       <w:pPr>
         <w:pStyle w:val="Heading2"/>
@@ -17696,8 +17774,8 @@
         <w:t xml:space="preserve">its outputs before exiting 10 or 11. Exit code 1 is never used deliberately.</w:t>
       </w:r>
     </w:p>
-    <w:bookmarkEnd w:id="74"/>
-    <w:bookmarkStart w:id="75" w:name="run-error-codes"/>
+    <w:bookmarkEnd w:id="76"/>
+    <w:bookmarkStart w:id="77" w:name="run-error-codes"/>
     <w:p>
       <w:pPr>
         <w:pStyle w:val="Heading2"/>
@@ -20169,8 +20247,8 @@
         </w:tc>
       </w:tr>
     </w:tbl>
-    <w:bookmarkEnd w:id="75"/>
-    <w:bookmarkStart w:id="76" w:name="diagnostics-and---log-json"/>
+    <w:bookmarkEnd w:id="77"/>
+    <w:bookmarkStart w:id="78" w:name="diagnostics-and---log-json"/>
     <w:p>
       <w:pPr>
         <w:pStyle w:val="Heading2"/>
@@ -20386,8 +20464,8 @@
         <w:t xml:space="preserve">member.</w:t>
       </w:r>
     </w:p>
-    <w:bookmarkEnd w:id="76"/>
-    <w:bookmarkStart w:id="77" w:name="automation"/>
+    <w:bookmarkEnd w:id="78"/>
+    <w:bookmarkStart w:id="79" w:name="automation"/>
     <w:p>
       <w:pPr>
         <w:pStyle w:val="Heading2"/>
@@ -20570,8 +20648,8 @@
         <w:t xml:space="preserve">assessment exactly.</w:t>
       </w:r>
     </w:p>
-    <w:bookmarkEnd w:id="77"/>
-    <w:bookmarkStart w:id="79" w:name="X2948c523925ad3e9318ab1e37e1f14be244816b"/>
+    <w:bookmarkEnd w:id="79"/>
+    <w:bookmarkStart w:id="80" w:name="X2948c523925ad3e9318ab1e37e1f14be244816b"/>
     <w:p>
       <w:pPr>
         <w:pStyle w:val="Heading2"/>
@@ -20634,7 +20712,7 @@
       <w:r>
         <w:t xml:space="preserve"> </w:t>
       </w:r>
-      <w:hyperlink r:id="rId78">
+      <w:hyperlink r:id="rId32">
         <w:r>
           <w:rPr>
             <w:rStyle w:val="Hyperlink"/>
@@ -20691,8 +20769,8 @@
         <w:t xml:space="preserve">that departs from its oracle fails the deployment.</w:t>
       </w:r>
     </w:p>
-    <w:bookmarkEnd w:id="79"/>
-    <w:bookmarkStart w:id="80" w:name="Xd80dd4c0588226d84fa18db98b73e338de62feb"/>
+    <w:bookmarkEnd w:id="80"/>
+    <w:bookmarkStart w:id="81" w:name="Xd80dd4c0588226d84fa18db98b73e338de62feb"/>
     <w:p>
       <w:pPr>
         <w:pStyle w:val="Heading2"/>
@@ -20828,9 +20906,9 @@
         <w:t xml:space="preserve">profile.</w:t>
       </w:r>
     </w:p>
-    <w:bookmarkEnd w:id="80"/>
     <w:bookmarkEnd w:id="81"/>
-    <w:bookmarkStart w:id="85" w:name="limitations-and-verification-status"/>
+    <w:bookmarkEnd w:id="82"/>
+    <w:bookmarkStart w:id="86" w:name="limitations-and-verification-status"/>
     <w:p>
       <w:pPr>
         <w:pStyle w:val="Heading1"/>
@@ -20848,7 +20926,7 @@
         <w:t xml:space="preserve">Limitations and verification status</w:t>
       </w:r>
     </w:p>
-    <w:bookmarkStart w:id="82" w:name="what-is-verified"/>
+    <w:bookmarkStart w:id="83" w:name="what-is-verified"/>
     <w:p>
       <w:pPr>
         <w:pStyle w:val="Heading2"/>
@@ -21067,8 +21145,8 @@
         </w:tc>
       </w:tr>
     </w:tbl>
-    <w:bookmarkEnd w:id="82"/>
-    <w:bookmarkStart w:id="83" w:name="known-limitations"/>
+    <w:bookmarkEnd w:id="83"/>
+    <w:bookmarkStart w:id="84" w:name="known-limitations"/>
     <w:p>
       <w:pPr>
         <w:pStyle w:val="Heading2"/>
@@ -21274,8 +21352,8 @@
         <w:t xml:space="preserve">The evidence folder is assumed to be a local folder that only the operator controls.</w:t>
       </w:r>
     </w:p>
-    <w:bookmarkEnd w:id="83"/>
-    <w:bookmarkStart w:id="84" w:name="what-is-never-claimed"/>
+    <w:bookmarkEnd w:id="84"/>
+    <w:bookmarkStart w:id="85" w:name="what-is-never-claimed"/>
     <w:p>
       <w:pPr>
         <w:pStyle w:val="Heading2"/>
@@ -21307,8 +21385,8 @@
         <w:t xml:space="preserve">accuracy or labor-saving figure that was not measured.</w:t>
       </w:r>
     </w:p>
-    <w:bookmarkEnd w:id="84"/>
     <w:bookmarkEnd w:id="85"/>
+    <w:bookmarkEnd w:id="86"/>
     <w:sectPr>
       <w:footnotePr>
         <w:numRestart w:val="eachSect"/>

--- a/docs/guide/inspection-reconcile-admin-guide.docx
+++ b/docs/guide/inspection-reconcile-admin-guide.docx
@@ -1106,7 +1106,7 @@
               <w:pStyle w:val="Compact"/>
             </w:pPr>
             <w:r>
-              <w:t xml:space="preserve">the fixture generator, the screenshot tool and the guide builder</w:t>
+              <w:t xml:space="preserve">the fixture generator, the screenshot tool, the guide builder and the Appendix D test-app builder</w:t>
             </w:r>
           </w:p>
         </w:tc>
@@ -14956,6 +14956,118 @@
     </w:p>
     <w:p>
       <w:pPr>
+        <w:pStyle w:val="BodyText"/>
+      </w:pPr>
+      <w:r>
+        <w:t xml:space="preserve">The runbook's fast path replaces the first two steps with one command, using a token for your own user.</w:t>
+      </w:r>
+      <w:r>
+        <w:t xml:space="preserve"> </w:t>
+      </w:r>
+      <w:r>
+        <w:rPr>
+          <w:rStyle w:val="VerbatimChar"/>
+        </w:rPr>
+        <w:t xml:space="preserve">tools/qb_build_test_app.py</w:t>
+      </w:r>
+      <w:r>
+        <w:t xml:space="preserve"> </w:t>
+      </w:r>
+      <w:r>
+        <w:t xml:space="preserve">creates the app, its tables, fields and relationships, and the S01 records with their</w:t>
+      </w:r>
+      <w:r>
+        <w:t xml:space="preserve"> </w:t>
+      </w:r>
+      <w:r>
+        <w:t xml:space="preserve">80 files. It then writes</w:t>
+      </w:r>
+      <w:r>
+        <w:t xml:space="preserve"> </w:t>
+      </w:r>
+      <w:r>
+        <w:rPr>
+          <w:rStyle w:val="VerbatimChar"/>
+        </w:rPr>
+        <w:t xml:space="preserve">local/quickbase-live.yml</w:t>
+      </w:r>
+      <w:r>
+        <w:t xml:space="preserve"> </w:t>
+      </w:r>
+      <w:r>
+        <w:t xml:space="preserve">and</w:t>
+      </w:r>
+      <w:r>
+        <w:t xml:space="preserve"> </w:t>
+      </w:r>
+      <w:r>
+        <w:rPr>
+          <w:rStyle w:val="VerbatimChar"/>
+        </w:rPr>
+        <w:t xml:space="preserve">local/qb-capture.yml</w:t>
+      </w:r>
+      <w:r>
+        <w:t xml:space="preserve">. The least-privilege role of step 3</w:t>
+      </w:r>
+      <w:r>
+        <w:t xml:space="preserve"> </w:t>
+      </w:r>
+      <w:r>
+        <w:t xml:space="preserve">stays a manual choice. Without</w:t>
+      </w:r>
+      <w:r>
+        <w:t xml:space="preserve"> </w:t>
+      </w:r>
+      <w:r>
+        <w:rPr>
+          <w:rStyle w:val="VerbatimChar"/>
+        </w:rPr>
+        <w:t xml:space="preserve">--yes</w:t>
+      </w:r>
+      <w:r>
+        <w:t xml:space="preserve">, the builder prints the plan and sends nothing:</w:t>
+      </w:r>
+    </w:p>
+    <w:p>
+      <w:pPr>
+        <w:pStyle w:val="SourceCode"/>
+      </w:pPr>
+      <w:r>
+        <w:rPr>
+          <w:rStyle w:val="CommentTok"/>
+        </w:rPr>
+        <w:t xml:space="preserve"># the plan only: nothing is sent until you add --yes</w:t>
+      </w:r>
+      <w:r>
+        <w:br/>
+      </w:r>
+      <w:r>
+        <w:rPr>
+          <w:rStyle w:val="ExtensionTok"/>
+        </w:rPr>
+        <w:t xml:space="preserve">uv</w:t>
+      </w:r>
+      <w:r>
+        <w:rPr>
+          <w:rStyle w:val="NormalTok"/>
+        </w:rPr>
+        <w:t xml:space="preserve"> run python tools/qb_build_test_app.py </w:t>
+      </w:r>
+      <w:r>
+        <w:rPr>
+          <w:rStyle w:val="AttributeTok"/>
+        </w:rPr>
+        <w:t xml:space="preserve">--realm</w:t>
+      </w:r>
+      <w:r>
+        <w:rPr>
+          <w:rStyle w:val="NormalTok"/>
+        </w:rPr>
+        <w:t xml:space="preserve"> example.quickbase.com</w:t>
+      </w:r>
+    </w:p>
+    <w:p>
+      <w:pPr>
         <w:pStyle w:val="BlockText"/>
       </w:pPr>
       <w:r>
@@ -14969,31 +15081,31 @@
         <w:t xml:space="preserve"> </w:t>
       </w:r>
       <w:r>
-        <w:t xml:space="preserve">A tool that builds the Appendix D test app through the Quickbase API is in development. It will be the only code in</w:t>
-      </w:r>
-      <w:r>
-        <w:t xml:space="preserve"> </w:t>
-      </w:r>
-      <w:r>
-        <w:t xml:space="preserve">the repository that writes to Quickbase, and it will live in</w:t>
-      </w:r>
-      <w:r>
-        <w:t xml:space="preserve"> </w:t>
-      </w:r>
-      <w:r>
-        <w:rPr>
-          <w:rStyle w:val="VerbatimChar"/>
-        </w:rPr>
-        <w:t xml:space="preserve">tools/</w:t>
-      </w:r>
-      <w:r>
-        <w:t xml:space="preserve">, separate from the read-only package. Until it</w:t>
-      </w:r>
-      <w:r>
-        <w:t xml:space="preserve"> </w:t>
-      </w:r>
-      <w:r>
-        <w:t xml:space="preserve">lands, the runbook's manual steps apply.</w:t>
+        <w:t xml:space="preserve">The builder is the only code in the repository that writes to Quickbase, and the package never imports it. Its</w:t>
+      </w:r>
+      <w:r>
+        <w:t xml:space="preserve"> </w:t>
+      </w:r>
+      <w:r>
+        <w:t xml:space="preserve">client allows six create and read operations, and refuses before any I/O every id that did not come from a</w:t>
+      </w:r>
+      <w:r>
+        <w:t xml:space="preserve"> </w:t>
+      </w:r>
+      <w:r>
+        <w:t xml:space="preserve">response in the same run. So it only creates, and only inside the app it has just created. A failed write is</w:t>
+      </w:r>
+      <w:r>
+        <w:t xml:space="preserve"> </w:t>
+      </w:r>
+      <w:r>
+        <w:t xml:space="preserve">never repeated. If a build stops part way, the message names the app for you to delete, because the tool never</w:t>
+      </w:r>
+      <w:r>
+        <w:t xml:space="preserve"> </w:t>
+      </w:r>
+      <w:r>
+        <w:t xml:space="preserve">deletes anything (SPEC §22.17).</w:t>
       </w:r>
     </w:p>
     <w:bookmarkEnd w:id="59"/>

--- a/docs/guide/inspection-reconcile-admin-guide.docx
+++ b/docs/guide/inspection-reconcile-admin-guide.docx
@@ -15081,31 +15081,31 @@
         <w:t xml:space="preserve"> </w:t>
       </w:r>
       <w:r>
-        <w:t xml:space="preserve">The builder is the only code in the repository that writes to Quickbase, and the package never imports it. Its</w:t>
-      </w:r>
-      <w:r>
-        <w:t xml:space="preserve"> </w:t>
-      </w:r>
-      <w:r>
-        <w:t xml:space="preserve">client allows six create and read operations, and refuses before any I/O every id that did not come from a</w:t>
-      </w:r>
-      <w:r>
-        <w:t xml:space="preserve"> </w:t>
-      </w:r>
-      <w:r>
-        <w:t xml:space="preserve">response in the same run. So it only creates, and only inside the app it has just created. A failed write is</w:t>
-      </w:r>
-      <w:r>
-        <w:t xml:space="preserve"> </w:t>
-      </w:r>
-      <w:r>
-        <w:t xml:space="preserve">never repeated. If a build stops part way, the message names the app for you to delete, because the tool never</w:t>
-      </w:r>
-      <w:r>
-        <w:t xml:space="preserve"> </w:t>
-      </w:r>
-      <w:r>
-        <w:t xml:space="preserve">deletes anything (SPEC §22.17).</w:t>
+        <w:t xml:space="preserve">The builder is the only code in the repository that writes to Quickbase, and the package never imports it. It</w:t>
+      </w:r>
+      <w:r>
+        <w:t xml:space="preserve"> </w:t>
+      </w:r>
+      <w:r>
+        <w:t xml:space="preserve">allows six create and read operations. Before any I/O, it refuses every app, table, field and record id that did</w:t>
+      </w:r>
+      <w:r>
+        <w:t xml:space="preserve"> </w:t>
+      </w:r>
+      <w:r>
+        <w:t xml:space="preserve">not come from a response in the same run, and its client refuses any upsert that could update a record. So it</w:t>
+      </w:r>
+      <w:r>
+        <w:t xml:space="preserve"> </w:t>
+      </w:r>
+      <w:r>
+        <w:t xml:space="preserve">only creates, and only inside the app it has just created. A failed write is never repeated. If a build stops</w:t>
+      </w:r>
+      <w:r>
+        <w:t xml:space="preserve"> </w:t>
+      </w:r>
+      <w:r>
+        <w:t xml:space="preserve">part way, the message names the app for you to delete, because the tool never deletes anything (SPEC §22.17).</w:t>
       </w:r>
     </w:p>
     <w:bookmarkEnd w:id="59"/>

--- a/docs/guide/inspection-reconcile-admin-guide.docx
+++ b/docs/guide/inspection-reconcile-admin-guide.docx
@@ -2022,6 +2022,18 @@
                 <w:rStyle w:val="VerbatimChar"/>
               </w:rPr>
               <w:t xml:space="preserve">capture-quickbase</w:t>
+            </w:r>
+            <w:r>
+              <w:t xml:space="preserve">, and the test-app builder</w:t>
+            </w:r>
+            <w:r>
+              <w:t xml:space="preserve"> </w:t>
+            </w:r>
+            <w:r>
+              <w:rPr>
+                <w:rStyle w:val="VerbatimChar"/>
+              </w:rPr>
+              <w:t xml:space="preserve">tools/qb_build_test_app.py</w:t>
             </w:r>
           </w:p>
         </w:tc>

--- a/docs/guide/inspection-reconcile-admin-guide.docx
+++ b/docs/guide/inspection-reconcile-admin-guide.docx
@@ -10418,13 +10418,7 @@
         <w:t xml:space="preserve"> </w:t>
       </w:r>
       <w:r>
-        <w:t xml:space="preserve">against a mock app that follows it. A capture of that mock app gives the same finding for every requirement as the</w:t>
-      </w:r>
-      <w:r>
-        <w:t xml:space="preserve"> </w:t>
-      </w:r>
-      <w:r>
-        <w:t xml:space="preserve">canonical scenario. It has</w:t>
+        <w:t xml:space="preserve">against a mock app that follows it.</w:t>
       </w:r>
       <w:r>
         <w:t xml:space="preserve"> </w:t>
@@ -10434,16 +10428,25 @@
           <w:b/>
           <w:bCs/>
         </w:rPr>
-        <w:t xml:space="preserve">not yet run against a live Quickbase app</w:t>
-      </w:r>
-      <w:r>
-        <w:t xml:space="preserve">. That step, C3, needs an authorized test app</w:t>
-      </w:r>
-      <w:r>
-        <w:t xml:space="preserve"> </w:t>
-      </w:r>
-      <w:r>
-        <w:t xml:space="preserve">and a user token; see</w:t>
+        <w:t xml:space="preserve">On 2026-10-09 it was also verified against a live Quickbase test app.</w:t>
+      </w:r>
+      <w:r>
+        <w:t xml:space="preserve"> </w:t>
+      </w:r>
+      <w:r>
+        <w:t xml:space="preserve">A</w:t>
+      </w:r>
+      <w:r>
+        <w:t xml:space="preserve"> </w:t>
+      </w:r>
+      <w:r>
+        <w:t xml:space="preserve">read-only capture of that app gives the same outcome and reason for every requirement as the canonical scenario;</w:t>
+      </w:r>
+      <w:r>
+        <w:t xml:space="preserve"> </w:t>
+      </w:r>
+      <w:r>
+        <w:t xml:space="preserve">see</w:t>
       </w:r>
       <w:r>
         <w:t xml:space="preserve"> </w:t>
@@ -14971,6 +14974,189 @@
         <w:pStyle w:val="BodyText"/>
       </w:pPr>
       <w:r>
+        <w:rPr>
+          <w:b/>
+          <w:bCs/>
+        </w:rPr>
+        <w:t xml:space="preserve">The first live run, on 2026-10-09, gave exactly that.</w:t>
+      </w:r>
+      <w:r>
+        <w:t xml:space="preserve"> </w:t>
+      </w:r>
+      <w:r>
+        <w:t xml:space="preserve">In a Quickbase free-trial realm:</w:t>
+      </w:r>
+    </w:p>
+    <w:p>
+      <w:pPr>
+        <w:pStyle w:val="Compact"/>
+        <w:numPr>
+          <w:ilvl w:val="0"/>
+          <w:numId w:val="1011"/>
+        </w:numPr>
+      </w:pPr>
+      <w:r>
+        <w:rPr>
+          <w:b/>
+          <w:bCs/>
+        </w:rPr>
+        <w:t xml:space="preserve">The build:</w:t>
+      </w:r>
+      <w:r>
+        <w:t xml:space="preserve"> </w:t>
+      </w:r>
+      <w:r>
+        <w:t xml:space="preserve">all 29 field IDs as mapped.</w:t>
+      </w:r>
+    </w:p>
+    <w:p>
+      <w:pPr>
+        <w:pStyle w:val="Compact"/>
+        <w:numPr>
+          <w:ilvl w:val="0"/>
+          <w:numId w:val="1011"/>
+        </w:numPr>
+      </w:pPr>
+      <w:r>
+        <w:rPr>
+          <w:b/>
+          <w:bCs/>
+        </w:rPr>
+        <w:t xml:space="preserve">The capture:</w:t>
+      </w:r>
+      <w:r>
+        <w:t xml:space="preserve"> </w:t>
+      </w:r>
+      <w:r>
+        <w:t xml:space="preserve">it paged by keyset, got 80 of 80 files, and declared every dataset complete on all three bases</w:t>
+      </w:r>
+      <w:r>
+        <w:t xml:space="preserve"> </w:t>
+      </w:r>
+      <w:r>
+        <w:t xml:space="preserve">(the totals matched, two passes agreed, and the operator attested access).</w:t>
+      </w:r>
+    </w:p>
+    <w:p>
+      <w:pPr>
+        <w:pStyle w:val="Compact"/>
+        <w:numPr>
+          <w:ilvl w:val="0"/>
+          <w:numId w:val="1011"/>
+        </w:numPr>
+      </w:pPr>
+      <w:r>
+        <w:rPr>
+          <w:b/>
+          <w:bCs/>
+        </w:rPr>
+        <w:t xml:space="preserve">The assessment:</w:t>
+      </w:r>
+      <w:r>
+        <w:t xml:space="preserve"> </w:t>
+      </w:r>
+      <w:r>
+        <w:rPr>
+          <w:rStyle w:val="VerbatimChar"/>
+        </w:rPr>
+        <w:t xml:space="preserve">READY_FOR_REVIEW</w:t>
+      </w:r>
+      <w:r>
+        <w:t xml:space="preserve">, 207 of 207 PASS.</w:t>
+      </w:r>
+    </w:p>
+    <w:p>
+      <w:pPr>
+        <w:pStyle w:val="Compact"/>
+        <w:numPr>
+          <w:ilvl w:val="0"/>
+          <w:numId w:val="1011"/>
+        </w:numPr>
+      </w:pPr>
+      <w:r>
+        <w:rPr>
+          <w:b/>
+          <w:bCs/>
+        </w:rPr>
+        <w:t xml:space="preserve">The comparison with S01:</w:t>
+      </w:r>
+      <w:r>
+        <w:t xml:space="preserve"> </w:t>
+      </w:r>
+      <w:r>
+        <w:t xml:space="preserve">no finding added, removed or changed in outcome or reason.</w:t>
+      </w:r>
+    </w:p>
+    <w:p>
+      <w:pPr>
+        <w:pStyle w:val="FirstParagraph"/>
+      </w:pPr>
+      <w:r>
+        <w:t xml:space="preserve">The run also verified the API facts that Quickbase's documents left open (SPEC §12.1, §22.18). It still leaves some</w:t>
+      </w:r>
+      <w:r>
+        <w:t xml:space="preserve"> </w:t>
+      </w:r>
+      <w:r>
+        <w:t xml:space="preserve">paths covered only by the mock tests: the least-privilege role, the skip fallback, tables longer than one page,</w:t>
+      </w:r>
+      <w:r>
+        <w:t xml:space="preserve"> </w:t>
+      </w:r>
+      <w:r>
+        <w:t xml:space="preserve">files near the size limit, and throttling.</w:t>
+      </w:r>
+    </w:p>
+    <w:p>
+      <w:pPr>
+        <w:pStyle w:val="BlockText"/>
+      </w:pPr>
+      <w:r>
+        <w:rPr>
+          <w:b/>
+          <w:bCs/>
+        </w:rPr>
+        <w:t xml:space="preserve">Tip.</w:t>
+      </w:r>
+      <w:r>
+        <w:t xml:space="preserve"> </w:t>
+      </w:r>
+      <w:r>
+        <w:t xml:space="preserve">Use a realm of your own. A plain registration at</w:t>
+      </w:r>
+      <w:r>
+        <w:t xml:space="preserve"> </w:t>
+      </w:r>
+      <w:r>
+        <w:rPr>
+          <w:rStyle w:val="VerbatimChar"/>
+        </w:rPr>
+        <w:t xml:space="preserve">login.quickbase.com</w:t>
+      </w:r>
+      <w:r>
+        <w:t xml:space="preserve"> </w:t>
+      </w:r>
+      <w:r>
+        <w:t xml:space="preserve">cannot create apps (403), so start a free</w:t>
+      </w:r>
+      <w:r>
+        <w:t xml:space="preserve"> </w:t>
+      </w:r>
+      <w:r>
+        <w:t xml:space="preserve">trial. A user token works only in the realm where you made it (401 elsewhere), so create it after you sign in to</w:t>
+      </w:r>
+      <w:r>
+        <w:t xml:space="preserve"> </w:t>
+      </w:r>
+      <w:r>
+        <w:t xml:space="preserve">the trial realm.</w:t>
+      </w:r>
+    </w:p>
+    <w:p>
+      <w:pPr>
+        <w:pStyle w:val="FirstParagraph"/>
+      </w:pPr>
+      <w:r>
         <w:t xml:space="preserve">The runbook's fast path replaces the first two steps with one command, using a token for your own user.</w:t>
       </w:r>
       <w:r>
@@ -15193,7 +15379,7 @@
         <w:pStyle w:val="Compact"/>
         <w:numPr>
           <w:ilvl w:val="0"/>
-          <w:numId w:val="1011"/>
+          <w:numId w:val="1012"/>
         </w:numPr>
       </w:pPr>
       <w:r>
@@ -15211,7 +15397,7 @@
         <w:pStyle w:val="Compact"/>
         <w:numPr>
           <w:ilvl w:val="0"/>
-          <w:numId w:val="1011"/>
+          <w:numId w:val="1012"/>
         </w:numPr>
       </w:pPr>
       <w:r>
@@ -15229,7 +15415,7 @@
         <w:pStyle w:val="Compact"/>
         <w:numPr>
           <w:ilvl w:val="0"/>
-          <w:numId w:val="1011"/>
+          <w:numId w:val="1012"/>
         </w:numPr>
       </w:pPr>
       <w:r>
@@ -15247,7 +15433,7 @@
         <w:pStyle w:val="Compact"/>
         <w:numPr>
           <w:ilvl w:val="0"/>
-          <w:numId w:val="1011"/>
+          <w:numId w:val="1012"/>
         </w:numPr>
       </w:pPr>
       <w:r>
@@ -15373,7 +15559,7 @@
         <w:pStyle w:val="Compact"/>
         <w:numPr>
           <w:ilvl w:val="0"/>
-          <w:numId w:val="1012"/>
+          <w:numId w:val="1013"/>
         </w:numPr>
       </w:pPr>
       <w:r>
@@ -15409,7 +15595,7 @@
         <w:pStyle w:val="Compact"/>
         <w:numPr>
           <w:ilvl w:val="0"/>
-          <w:numId w:val="1012"/>
+          <w:numId w:val="1013"/>
         </w:numPr>
       </w:pPr>
       <w:r>
@@ -15424,47 +15610,6 @@
       </w:r>
       <w:r>
         <w:t xml:space="preserve">is validated closed-world, member by member.</w:t>
-      </w:r>
-    </w:p>
-    <w:p>
-      <w:pPr>
-        <w:pStyle w:val="Compact"/>
-        <w:numPr>
-          <w:ilvl w:val="0"/>
-          <w:numId w:val="1012"/>
-        </w:numPr>
-      </w:pPr>
-      <w:r>
-        <w:rPr>
-          <w:b/>
-          <w:bCs/>
-        </w:rPr>
-        <w:t xml:space="preserve">CSV</w:t>
-      </w:r>
-      <w:r>
-        <w:t xml:space="preserve"> </w:t>
-      </w:r>
-      <w:r>
-        <w:t xml:space="preserve">is read with the standard library, with strict UTF-8.</w:t>
-      </w:r>
-    </w:p>
-    <w:bookmarkEnd w:id="63"/>
-    <w:bookmarkStart w:id="64" w:name="files-and-paths"/>
-    <w:p>
-      <w:pPr>
-        <w:pStyle w:val="Heading2"/>
-      </w:pPr>
-      <w:r>
-        <w:rPr>
-          <w:rStyle w:val="SectionNumber"/>
-        </w:rPr>
-        <w:t xml:space="preserve">7.4</w:t>
-      </w:r>
-      <w:r>
-        <w:tab/>
-      </w:r>
-      <w:r>
-        <w:t xml:space="preserve">Files and paths</w:t>
       </w:r>
     </w:p>
     <w:p>
@@ -15480,176 +15625,32 @@
           <w:b/>
           <w:bCs/>
         </w:rPr>
-        <w:t xml:space="preserve">Paths</w:t>
-      </w:r>
-      <w:r>
-        <w:t xml:space="preserve"> </w:t>
-      </w:r>
-      <w:r>
-        <w:t xml:space="preserve">must satisfy the PATH grammar; a path that does not is never opened.</w:t>
+        <w:t xml:space="preserve">CSV</w:t>
+      </w:r>
+      <w:r>
+        <w:t xml:space="preserve"> </w:t>
+      </w:r>
+      <w:r>
+        <w:t xml:space="preserve">is read with the standard library, with strict UTF-8.</w:t>
       </w:r>
     </w:p>
+    <w:bookmarkEnd w:id="63"/>
+    <w:bookmarkStart w:id="64" w:name="files-and-paths"/>
     <w:p>
       <w:pPr>
-        <w:pStyle w:val="Compact"/>
-        <w:numPr>
-          <w:ilvl w:val="0"/>
-          <w:numId w:val="1013"/>
-        </w:numPr>
-      </w:pPr>
-      <w:r>
-        <w:rPr>
-          <w:b/>
-          <w:bCs/>
-        </w:rPr>
-        <w:t xml:space="preserve">Resolution</w:t>
-      </w:r>
-      <w:r>
-        <w:t xml:space="preserve"> </w:t>
-      </w:r>
-      <w:r>
-        <w:t xml:space="preserve">is exact-case, segment by segment, on every operating system.</w:t>
-      </w:r>
-    </w:p>
-    <w:p>
-      <w:pPr>
-        <w:pStyle w:val="Compact"/>
-        <w:numPr>
-          <w:ilvl w:val="0"/>
-          <w:numId w:val="1013"/>
-        </w:numPr>
-      </w:pPr>
-      <w:r>
-        <w:rPr>
-          <w:b/>
-          <w:bCs/>
-        </w:rPr>
-        <w:t xml:space="preserve">Links</w:t>
-      </w:r>
-      <w:r>
-        <w:t xml:space="preserve"> </w:t>
-      </w:r>
-      <w:r>
-        <w:t xml:space="preserve">(symbolic links, junctions, reparse points) are never followed, and nothing outside the evidence root is</w:t>
-      </w:r>
-      <w:r>
-        <w:t xml:space="preserve"> </w:t>
-      </w:r>
-      <w:r>
-        <w:t xml:space="preserve">read.</w:t>
-      </w:r>
-    </w:p>
-    <w:p>
-      <w:pPr>
-        <w:pStyle w:val="Compact"/>
-        <w:numPr>
-          <w:ilvl w:val="0"/>
-          <w:numId w:val="1013"/>
-        </w:numPr>
-      </w:pPr>
-      <w:r>
-        <w:rPr>
-          <w:b/>
-          <w:bCs/>
-        </w:rPr>
-        <w:t xml:space="preserve">Size and hashing.</w:t>
-      </w:r>
-      <w:r>
-        <w:t xml:space="preserve"> </w:t>
-      </w:r>
-      <w:r>
-        <w:t xml:space="preserve">Files above</w:t>
-      </w:r>
-      <w:r>
-        <w:t xml:space="preserve"> </w:t>
-      </w:r>
-      <w:r>
-        <w:rPr>
-          <w:rStyle w:val="VerbatimChar"/>
-        </w:rPr>
-        <w:t xml:space="preserve">max_file_bytes</w:t>
-      </w:r>
-      <w:r>
-        <w:t xml:space="preserve"> </w:t>
-      </w:r>
-      <w:r>
-        <w:t xml:space="preserve">are not hashed. Hashing is streamed in 1 MiB chunks.</w:t>
-      </w:r>
-    </w:p>
-    <w:bookmarkEnd w:id="64"/>
-    <w:bookmarkStart w:id="65" w:name="the-html-report"/>
-    <w:p>
-      <w:pPr>
         <w:pStyle w:val="Heading2"/>
       </w:pPr>
       <w:r>
         <w:rPr>
           <w:rStyle w:val="SectionNumber"/>
         </w:rPr>
-        <w:t xml:space="preserve">7.5</w:t>
+        <w:t xml:space="preserve">7.4</w:t>
       </w:r>
       <w:r>
         <w:tab/>
       </w:r>
       <w:r>
-        <w:t xml:space="preserve">The HTML report</w:t>
-      </w:r>
-    </w:p>
-    <w:p>
-      <w:pPr>
-        <w:pStyle w:val="FirstParagraph"/>
-      </w:pPr>
-      <w:r>
-        <w:rPr>
-          <w:rStyle w:val="VerbatimChar"/>
-        </w:rPr>
-        <w:t xml:space="preserve">report.html</w:t>
-      </w:r>
-      <w:r>
-        <w:t xml:space="preserve"> </w:t>
-      </w:r>
-      <w:r>
-        <w:t xml:space="preserve">is rendered with automatic escaping, so a hostile value in a source record is shown as text, never run</w:t>
-      </w:r>
-      <w:r>
-        <w:t xml:space="preserve"> </w:t>
-      </w:r>
-      <w:r>
-        <w:t xml:space="preserve">as markup. It contains no JavaScript and loads no external resources. A Content-Security-Policy meta tag</w:t>
-      </w:r>
-      <w:r>
-        <w:t xml:space="preserve"> </w:t>
-      </w:r>
-      <w:r>
-        <w:t xml:space="preserve">(</w:t>
-      </w:r>
-      <w:r>
-        <w:rPr>
-          <w:rStyle w:val="VerbatimChar"/>
-        </w:rPr>
-        <w:t xml:space="preserve">default-src 'none'; style-src 'unsafe-inline'</w:t>
-      </w:r>
-      <w:r>
-        <w:t xml:space="preserve">) blocks everything else, even if a page were modified.</w:t>
-      </w:r>
-    </w:p>
-    <w:bookmarkEnd w:id="65"/>
-    <w:bookmarkStart w:id="66" w:name="outputs"/>
-    <w:p>
-      <w:pPr>
-        <w:pStyle w:val="Heading2"/>
-      </w:pPr>
-      <w:r>
-        <w:rPr>
-          <w:rStyle w:val="SectionNumber"/>
-        </w:rPr>
-        <w:t xml:space="preserve">7.6</w:t>
-      </w:r>
-      <w:r>
-        <w:tab/>
-      </w:r>
-      <w:r>
-        <w:t xml:space="preserve">Outputs</w:t>
+        <w:t xml:space="preserve">Files and paths</w:t>
       </w:r>
     </w:p>
     <w:p>
@@ -15661,25 +15662,17 @@
         </w:numPr>
       </w:pPr>
       <w:r>
-        <w:t xml:space="preserve">Nothing is written outside</w:t>
-      </w:r>
-      <w:r>
-        <w:t xml:space="preserve"> </w:t>
-      </w:r>
-      <w:r>
-        <w:rPr>
-          <w:rStyle w:val="VerbatimChar"/>
-        </w:rPr>
-        <w:t xml:space="preserve">--out</w:t>
-      </w:r>
-      <w:r>
-        <w:t xml:space="preserve">, and every file is written atomically: to a temporary name, flushed, then</w:t>
-      </w:r>
-      <w:r>
-        <w:t xml:space="preserve"> </w:t>
-      </w:r>
-      <w:r>
-        <w:t xml:space="preserve">renamed.</w:t>
+        <w:rPr>
+          <w:b/>
+          <w:bCs/>
+        </w:rPr>
+        <w:t xml:space="preserve">Paths</w:t>
+      </w:r>
+      <w:r>
+        <w:t xml:space="preserve"> </w:t>
+      </w:r>
+      <w:r>
+        <w:t xml:space="preserve">must satisfy the PATH grammar; a path that does not is never opened.</w:t>
       </w:r>
     </w:p>
     <w:p>
@@ -15691,109 +15684,17 @@
         </w:numPr>
       </w:pPr>
       <w:r>
-        <w:t xml:space="preserve">An existing output is protected unless</w:t>
-      </w:r>
-      <w:r>
-        <w:t xml:space="preserve"> </w:t>
-      </w:r>
-      <w:r>
-        <w:rPr>
-          <w:rStyle w:val="VerbatimChar"/>
-        </w:rPr>
-        <w:t xml:space="preserve">--force</w:t>
-      </w:r>
-      <w:r>
-        <w:t xml:space="preserve"> </w:t>
-      </w:r>
-      <w:r>
-        <w:t xml:space="preserve">is given. Even then, only the command's own output names are</w:t>
-      </w:r>
-      <w:r>
-        <w:t xml:space="preserve"> </w:t>
-      </w:r>
-      <w:r>
-        <w:t xml:space="preserve">replaced.</w:t>
-      </w:r>
-      <w:r>
-        <w:t xml:space="preserve"> </w:t>
-      </w:r>
-      <w:r>
-        <w:rPr>
-          <w:rStyle w:val="VerbatimChar"/>
-        </w:rPr>
-        <w:t xml:space="preserve">assess</w:t>
-      </w:r>
-      <w:r>
-        <w:t xml:space="preserve"> </w:t>
-      </w:r>
-      <w:r>
-        <w:t xml:space="preserve">and</w:t>
-      </w:r>
-      <w:r>
-        <w:t xml:space="preserve"> </w:t>
-      </w:r>
-      <w:r>
-        <w:rPr>
-          <w:rStyle w:val="VerbatimChar"/>
-        </w:rPr>
-        <w:t xml:space="preserve">demo</w:t>
-      </w:r>
-      <w:r>
-        <w:t xml:space="preserve"> </w:t>
-      </w:r>
-      <w:r>
-        <w:t xml:space="preserve">delete their previous reports and write the new ones.</w:t>
-      </w:r>
-      <w:r>
-        <w:t xml:space="preserve"> </w:t>
-      </w:r>
-      <w:r>
-        <w:rPr>
-          <w:rStyle w:val="VerbatimChar"/>
-        </w:rPr>
-        <w:t xml:space="preserve">normalize</w:t>
-      </w:r>
-      <w:r>
-        <w:t xml:space="preserve"> </w:t>
-      </w:r>
-      <w:r>
-        <w:t xml:space="preserve">and</w:t>
-      </w:r>
-      <w:r>
-        <w:t xml:space="preserve"> </w:t>
-      </w:r>
-      <w:r>
-        <w:rPr>
-          <w:rStyle w:val="VerbatimChar"/>
-        </w:rPr>
-        <w:t xml:space="preserve">capture-quickbase</w:t>
-      </w:r>
-      <w:r>
-        <w:t xml:space="preserve"> </w:t>
-      </w:r>
-      <w:r>
-        <w:t xml:space="preserve">build the new output in a staging folder inside</w:t>
-      </w:r>
-      <w:r>
-        <w:t xml:space="preserve"> </w:t>
-      </w:r>
-      <w:r>
-        <w:rPr>
-          <w:rStyle w:val="VerbatimChar"/>
-        </w:rPr>
-        <w:t xml:space="preserve">--out</w:t>
-      </w:r>
-      <w:r>
-        <w:t xml:space="preserve"> </w:t>
-      </w:r>
-      <w:r>
-        <w:t xml:space="preserve">and swap it in all-or-nothing, only</w:t>
-      </w:r>
-      <w:r>
-        <w:t xml:space="preserve"> </w:t>
-      </w:r>
-      <w:r>
-        <w:t xml:space="preserve">after the run succeeded, so a failed run leaves the previous output exactly as it was.</w:t>
+        <w:rPr>
+          <w:b/>
+          <w:bCs/>
+        </w:rPr>
+        <w:t xml:space="preserve">Resolution</w:t>
+      </w:r>
+      <w:r>
+        <w:t xml:space="preserve"> </w:t>
+      </w:r>
+      <w:r>
+        <w:t xml:space="preserve">is exact-case, segment by segment, on every operating system.</w:t>
       </w:r>
     </w:p>
     <w:p>
@@ -15802,6 +15703,291 @@
         <w:numPr>
           <w:ilvl w:val="0"/>
           <w:numId w:val="1014"/>
+        </w:numPr>
+      </w:pPr>
+      <w:r>
+        <w:rPr>
+          <w:b/>
+          <w:bCs/>
+        </w:rPr>
+        <w:t xml:space="preserve">Links</w:t>
+      </w:r>
+      <w:r>
+        <w:t xml:space="preserve"> </w:t>
+      </w:r>
+      <w:r>
+        <w:t xml:space="preserve">(symbolic links, junctions, reparse points) are never followed, and nothing outside the evidence root is</w:t>
+      </w:r>
+      <w:r>
+        <w:t xml:space="preserve"> </w:t>
+      </w:r>
+      <w:r>
+        <w:t xml:space="preserve">read.</w:t>
+      </w:r>
+    </w:p>
+    <w:p>
+      <w:pPr>
+        <w:pStyle w:val="Compact"/>
+        <w:numPr>
+          <w:ilvl w:val="0"/>
+          <w:numId w:val="1014"/>
+        </w:numPr>
+      </w:pPr>
+      <w:r>
+        <w:rPr>
+          <w:b/>
+          <w:bCs/>
+        </w:rPr>
+        <w:t xml:space="preserve">Size and hashing.</w:t>
+      </w:r>
+      <w:r>
+        <w:t xml:space="preserve"> </w:t>
+      </w:r>
+      <w:r>
+        <w:t xml:space="preserve">Files above</w:t>
+      </w:r>
+      <w:r>
+        <w:t xml:space="preserve"> </w:t>
+      </w:r>
+      <w:r>
+        <w:rPr>
+          <w:rStyle w:val="VerbatimChar"/>
+        </w:rPr>
+        <w:t xml:space="preserve">max_file_bytes</w:t>
+      </w:r>
+      <w:r>
+        <w:t xml:space="preserve"> </w:t>
+      </w:r>
+      <w:r>
+        <w:t xml:space="preserve">are not hashed. Hashing is streamed in 1 MiB chunks.</w:t>
+      </w:r>
+    </w:p>
+    <w:bookmarkEnd w:id="64"/>
+    <w:bookmarkStart w:id="65" w:name="the-html-report"/>
+    <w:p>
+      <w:pPr>
+        <w:pStyle w:val="Heading2"/>
+      </w:pPr>
+      <w:r>
+        <w:rPr>
+          <w:rStyle w:val="SectionNumber"/>
+        </w:rPr>
+        <w:t xml:space="preserve">7.5</w:t>
+      </w:r>
+      <w:r>
+        <w:tab/>
+      </w:r>
+      <w:r>
+        <w:t xml:space="preserve">The HTML report</w:t>
+      </w:r>
+    </w:p>
+    <w:p>
+      <w:pPr>
+        <w:pStyle w:val="FirstParagraph"/>
+      </w:pPr>
+      <w:r>
+        <w:rPr>
+          <w:rStyle w:val="VerbatimChar"/>
+        </w:rPr>
+        <w:t xml:space="preserve">report.html</w:t>
+      </w:r>
+      <w:r>
+        <w:t xml:space="preserve"> </w:t>
+      </w:r>
+      <w:r>
+        <w:t xml:space="preserve">is rendered with automatic escaping, so a hostile value in a source record is shown as text, never run</w:t>
+      </w:r>
+      <w:r>
+        <w:t xml:space="preserve"> </w:t>
+      </w:r>
+      <w:r>
+        <w:t xml:space="preserve">as markup. It contains no JavaScript and loads no external resources. A Content-Security-Policy meta tag</w:t>
+      </w:r>
+      <w:r>
+        <w:t xml:space="preserve"> </w:t>
+      </w:r>
+      <w:r>
+        <w:t xml:space="preserve">(</w:t>
+      </w:r>
+      <w:r>
+        <w:rPr>
+          <w:rStyle w:val="VerbatimChar"/>
+        </w:rPr>
+        <w:t xml:space="preserve">default-src 'none'; style-src 'unsafe-inline'</w:t>
+      </w:r>
+      <w:r>
+        <w:t xml:space="preserve">) blocks everything else, even if a page were modified.</w:t>
+      </w:r>
+    </w:p>
+    <w:bookmarkEnd w:id="65"/>
+    <w:bookmarkStart w:id="66" w:name="outputs"/>
+    <w:p>
+      <w:pPr>
+        <w:pStyle w:val="Heading2"/>
+      </w:pPr>
+      <w:r>
+        <w:rPr>
+          <w:rStyle w:val="SectionNumber"/>
+        </w:rPr>
+        <w:t xml:space="preserve">7.6</w:t>
+      </w:r>
+      <w:r>
+        <w:tab/>
+      </w:r>
+      <w:r>
+        <w:t xml:space="preserve">Outputs</w:t>
+      </w:r>
+    </w:p>
+    <w:p>
+      <w:pPr>
+        <w:pStyle w:val="Compact"/>
+        <w:numPr>
+          <w:ilvl w:val="0"/>
+          <w:numId w:val="1015"/>
+        </w:numPr>
+      </w:pPr>
+      <w:r>
+        <w:t xml:space="preserve">Nothing is written outside</w:t>
+      </w:r>
+      <w:r>
+        <w:t xml:space="preserve"> </w:t>
+      </w:r>
+      <w:r>
+        <w:rPr>
+          <w:rStyle w:val="VerbatimChar"/>
+        </w:rPr>
+        <w:t xml:space="preserve">--out</w:t>
+      </w:r>
+      <w:r>
+        <w:t xml:space="preserve">, and every file is written atomically: to a temporary name, flushed, then</w:t>
+      </w:r>
+      <w:r>
+        <w:t xml:space="preserve"> </w:t>
+      </w:r>
+      <w:r>
+        <w:t xml:space="preserve">renamed.</w:t>
+      </w:r>
+    </w:p>
+    <w:p>
+      <w:pPr>
+        <w:pStyle w:val="Compact"/>
+        <w:numPr>
+          <w:ilvl w:val="0"/>
+          <w:numId w:val="1015"/>
+        </w:numPr>
+      </w:pPr>
+      <w:r>
+        <w:t xml:space="preserve">An existing output is protected unless</w:t>
+      </w:r>
+      <w:r>
+        <w:t xml:space="preserve"> </w:t>
+      </w:r>
+      <w:r>
+        <w:rPr>
+          <w:rStyle w:val="VerbatimChar"/>
+        </w:rPr>
+        <w:t xml:space="preserve">--force</w:t>
+      </w:r>
+      <w:r>
+        <w:t xml:space="preserve"> </w:t>
+      </w:r>
+      <w:r>
+        <w:t xml:space="preserve">is given. Even then, only the command's own output names are</w:t>
+      </w:r>
+      <w:r>
+        <w:t xml:space="preserve"> </w:t>
+      </w:r>
+      <w:r>
+        <w:t xml:space="preserve">replaced.</w:t>
+      </w:r>
+      <w:r>
+        <w:t xml:space="preserve"> </w:t>
+      </w:r>
+      <w:r>
+        <w:rPr>
+          <w:rStyle w:val="VerbatimChar"/>
+        </w:rPr>
+        <w:t xml:space="preserve">assess</w:t>
+      </w:r>
+      <w:r>
+        <w:t xml:space="preserve"> </w:t>
+      </w:r>
+      <w:r>
+        <w:t xml:space="preserve">and</w:t>
+      </w:r>
+      <w:r>
+        <w:t xml:space="preserve"> </w:t>
+      </w:r>
+      <w:r>
+        <w:rPr>
+          <w:rStyle w:val="VerbatimChar"/>
+        </w:rPr>
+        <w:t xml:space="preserve">demo</w:t>
+      </w:r>
+      <w:r>
+        <w:t xml:space="preserve"> </w:t>
+      </w:r>
+      <w:r>
+        <w:t xml:space="preserve">delete their previous reports and write the new ones.</w:t>
+      </w:r>
+      <w:r>
+        <w:t xml:space="preserve"> </w:t>
+      </w:r>
+      <w:r>
+        <w:rPr>
+          <w:rStyle w:val="VerbatimChar"/>
+        </w:rPr>
+        <w:t xml:space="preserve">normalize</w:t>
+      </w:r>
+      <w:r>
+        <w:t xml:space="preserve"> </w:t>
+      </w:r>
+      <w:r>
+        <w:t xml:space="preserve">and</w:t>
+      </w:r>
+      <w:r>
+        <w:t xml:space="preserve"> </w:t>
+      </w:r>
+      <w:r>
+        <w:rPr>
+          <w:rStyle w:val="VerbatimChar"/>
+        </w:rPr>
+        <w:t xml:space="preserve">capture-quickbase</w:t>
+      </w:r>
+      <w:r>
+        <w:t xml:space="preserve"> </w:t>
+      </w:r>
+      <w:r>
+        <w:t xml:space="preserve">build the new output in a staging folder inside</w:t>
+      </w:r>
+      <w:r>
+        <w:t xml:space="preserve"> </w:t>
+      </w:r>
+      <w:r>
+        <w:rPr>
+          <w:rStyle w:val="VerbatimChar"/>
+        </w:rPr>
+        <w:t xml:space="preserve">--out</w:t>
+      </w:r>
+      <w:r>
+        <w:t xml:space="preserve"> </w:t>
+      </w:r>
+      <w:r>
+        <w:t xml:space="preserve">and swap it in all-or-nothing, only</w:t>
+      </w:r>
+      <w:r>
+        <w:t xml:space="preserve"> </w:t>
+      </w:r>
+      <w:r>
+        <w:t xml:space="preserve">after the run succeeded, so a failed run leaves the previous output exactly as it was.</w:t>
+      </w:r>
+    </w:p>
+    <w:p>
+      <w:pPr>
+        <w:pStyle w:val="Compact"/>
+        <w:numPr>
+          <w:ilvl w:val="0"/>
+          <w:numId w:val="1015"/>
         </w:numPr>
       </w:pPr>
       <w:r>
@@ -20612,7 +20798,7 @@
         <w:pStyle w:val="Compact"/>
         <w:numPr>
           <w:ilvl w:val="0"/>
-          <w:numId w:val="1015"/>
+          <w:numId w:val="1016"/>
         </w:numPr>
       </w:pPr>
       <w:r>
@@ -20664,7 +20850,7 @@
         <w:pStyle w:val="Compact"/>
         <w:numPr>
           <w:ilvl w:val="0"/>
-          <w:numId w:val="1015"/>
+          <w:numId w:val="1016"/>
         </w:numPr>
       </w:pPr>
       <w:r>
@@ -20734,7 +20920,7 @@
         <w:pStyle w:val="Compact"/>
         <w:numPr>
           <w:ilvl w:val="0"/>
-          <w:numId w:val="1015"/>
+          <w:numId w:val="1016"/>
         </w:numPr>
       </w:pPr>
       <w:r>
@@ -21220,17 +21406,14 @@
               <w:pStyle w:val="Compact"/>
             </w:pPr>
             <w:r>
-              <w:t xml:space="preserve">tested against a mock app that follows the published contract: pagination, rate limits, retries, permission errors, schema drift, mid-capture changes, oversized files and token redaction.</w:t>
-            </w:r>
-            <w:r>
-              <w:t xml:space="preserve"> </w:t>
-            </w:r>
-            <w:r>
               <w:rPr>
                 <w:b/>
                 <w:bCs/>
               </w:rPr>
-              <w:t xml:space="preserve">Not yet run against a live Quickbase app</w:t>
+              <w:t xml:space="preserve">verified against a live Quickbase test app on 2026-10-09</w:t>
+            </w:r>
+            <w:r>
+              <w:t xml:space="preserve">: the capture paged by keyset, earned completeness on all three bases, and gave S01's findings, 207 of 207 PASS. Also tested against a mock app that follows the published contract: pagination, rate limits, retries, permission errors, schema drift, mid-capture changes, oversized files and token redaction</w:t>
             </w:r>
           </w:p>
         </w:tc>
@@ -21263,7 +21446,31 @@
               <w:pStyle w:val="Compact"/>
             </w:pPr>
             <w:r>
-              <w:t xml:space="preserve">not confirmed by Quickbase's documentation; if a realm refuses it, the skip fallback applies. Both modes are tested against the mock</w:t>
+              <w:t xml:space="preserve">not confirmed by Quickbase's documentation, but accepted by the live realm. If a realm refuses it, the skip fallback applies; both modes are tested against the mock</w:t>
+            </w:r>
+          </w:p>
+        </w:tc>
+      </w:tr>
+      <w:tr>
+        <w:tc>
+          <w:tcPr/>
+          <w:p>
+            <w:pPr>
+              <w:pStyle w:val="Compact"/>
+            </w:pPr>
+            <w:r>
+              <w:t xml:space="preserve">Live paths not yet exercised</w:t>
+            </w:r>
+          </w:p>
+        </w:tc>
+        <w:tc>
+          <w:tcPr/>
+          <w:p>
+            <w:pPr>
+              <w:pStyle w:val="Compact"/>
+            </w:pPr>
+            <w:r>
+              <w:t xml:space="preserve">the least-privilege role and its own token, the skip fallback, tables longer than one page, files near the size limit, and throttling: these are tested against the mock only</w:t>
             </w:r>
           </w:p>
         </w:tc>
@@ -21293,7 +21500,7 @@
         <w:pStyle w:val="Compact"/>
         <w:numPr>
           <w:ilvl w:val="0"/>
-          <w:numId w:val="1016"/>
+          <w:numId w:val="1017"/>
         </w:numPr>
       </w:pPr>
       <w:r>
@@ -21315,7 +21522,7 @@
         <w:pStyle w:val="Compact"/>
         <w:numPr>
           <w:ilvl w:val="0"/>
-          <w:numId w:val="1016"/>
+          <w:numId w:val="1017"/>
         </w:numPr>
       </w:pPr>
       <w:r>
@@ -21337,7 +21544,7 @@
         <w:pStyle w:val="Compact"/>
         <w:numPr>
           <w:ilvl w:val="0"/>
-          <w:numId w:val="1016"/>
+          <w:numId w:val="1017"/>
         </w:numPr>
       </w:pPr>
       <w:r>
@@ -21359,7 +21566,7 @@
         <w:pStyle w:val="Compact"/>
         <w:numPr>
           <w:ilvl w:val="0"/>
-          <w:numId w:val="1016"/>
+          <w:numId w:val="1017"/>
         </w:numPr>
       </w:pPr>
       <w:r>
@@ -21381,7 +21588,7 @@
         <w:pStyle w:val="Compact"/>
         <w:numPr>
           <w:ilvl w:val="0"/>
-          <w:numId w:val="1016"/>
+          <w:numId w:val="1017"/>
         </w:numPr>
       </w:pPr>
       <w:r>
@@ -21409,7 +21616,7 @@
         <w:pStyle w:val="Compact"/>
         <w:numPr>
           <w:ilvl w:val="0"/>
-          <w:numId w:val="1016"/>
+          <w:numId w:val="1017"/>
         </w:numPr>
       </w:pPr>
       <w:r>
@@ -21437,7 +21644,7 @@
         <w:pStyle w:val="Compact"/>
         <w:numPr>
           <w:ilvl w:val="0"/>
-          <w:numId w:val="1016"/>
+          <w:numId w:val="1017"/>
         </w:numPr>
       </w:pPr>
       <w:r>
@@ -21459,7 +21666,7 @@
         <w:pStyle w:val="Compact"/>
         <w:numPr>
           <w:ilvl w:val="0"/>
-          <w:numId w:val="1016"/>
+          <w:numId w:val="1017"/>
         </w:numPr>
       </w:pPr>
       <w:r>
@@ -21966,6 +22173,9 @@
     <w:abstractNumId w:val="991"/>
   </w:num>
   <w:num w:numId="1016">
+    <w:abstractNumId w:val="991"/>
+  </w:num>
+  <w:num w:numId="1017">
     <w:abstractNumId w:val="991"/>
   </w:num>
 </w:numbering>
